--- a/output/issue_helpdesk/reports/final_capstone_report.docx
+++ b/output/issue_helpdesk/reports/final_capstone_report.docx
@@ -2,31 +2,7 @@
 <file path=word/document.xml><?xml version="1.0" encoding="utf-8"?>
 <w:document xmlns:w="http://schemas.openxmlformats.org/wordprocessingml/2006/main" xmlns:m="http://schemas.openxmlformats.org/officeDocument/2006/math" xmlns:r="http://schemas.openxmlformats.org/officeDocument/2006/relationships" xmlns:o="urn:schemas-microsoft-com:office:office" xmlns:v="urn:schemas-microsoft-com:vml" xmlns:w10="urn:schemas-microsoft-com:office:word" xmlns:a="http://schemas.openxmlformats.org/drawingml/2006/main" xmlns:pic="http://schemas.openxmlformats.org/drawingml/2006/picture" xmlns:wp="http://schemas.openxmlformats.org/drawingml/2006/wordprocessingDrawing">
   <w:body>
-    <w:p>
-      <w:pPr>
-        <w:pStyle w:val="Title"/>
-      </w:pPr>
-      <w:r>
-        <w:t xml:space="preserve">Final Capstone Report — Help Desk Ticket SLA and Volume Forecasting</w:t>
-      </w:r>
-    </w:p>
-    <w:p>
-      <w:pPr>
-        <w:pStyle w:val="Author"/>
-      </w:pPr>
-      <w:r>
-        <w:t xml:space="preserve">Capstone Project, Postgraduate Diploma in Artificial Intelligence and Machine Learning</w:t>
-      </w:r>
-    </w:p>
-    <w:p>
-      <w:pPr>
-        <w:pStyle w:val="Date"/>
-      </w:pPr>
-      <w:r>
-        <w:t xml:space="preserve">September 2026</w:t>
-      </w:r>
-    </w:p>
-    <w:bookmarkStart w:id="44" w:name="_49ca9818436189fe3fb741eab791113268dafd9"/>
+    <w:bookmarkStart w:id="47" w:name="_49ca9818436189fe3fb741eab791113268dafd9"/>
     <w:p>
       <w:pPr>
         <w:pStyle w:val="Heading1"/>
@@ -35,7 +11,7 @@
         <w:t xml:space="preserve">Final Capstone Report</w:t>
       </w:r>
     </w:p>
-    <w:bookmarkStart w:id="9" w:name="_7a26b5a63f75761bfb29a421b168fbe09d26b65"/>
+    <w:bookmarkStart w:id="12" w:name="_7a26b5a63f75761bfb29a421b168fbe09d26b65"/>
     <w:p>
       <w:pPr>
         <w:pStyle w:val="Heading2"/>
@@ -46,69 +22,81 @@
     </w:p>
     <w:p>
       <w:pPr>
-        <w:pStyle w:val="BlockText"/>
+        <w:pStyle w:val="FirstParagraph"/>
       </w:pPr>
       <w:r>
         <w:rPr>
           <w:b/>
           <w:bCs/>
         </w:rPr>
-        <w:t xml:space="preserve">Validation status:</w:t>
-      </w:r>
-      <w:r>
-        <w:t xml:space="preserve"> </w:t>
-      </w:r>
-      <w:r>
-        <w:t xml:space="preserve">all eight notebooks completed with the actual</w:t>
-      </w:r>
-      <w:r>
-        <w:t xml:space="preserve"> </w:t>
-      </w:r>
-      <w:r>
-        <w:t xml:space="preserve">project</w:t>
-      </w:r>
-      <w:r>
-        <w:t xml:space="preserve"> </w:t>
-      </w:r>
-      <w:r>
-        <w:rPr>
-          <w:rStyle w:val="VerbatimChar"/>
-        </w:rPr>
-        <w:t xml:space="preserve">.venv</w:t>
-      </w:r>
-      <w:r>
-        <w:t xml:space="preserve"> </w:t>
-      </w:r>
-      <w:r>
-        <w:t xml:space="preserve">kernel after the recursive-calendar correction. The local</w:t>
-      </w:r>
-      <w:r>
-        <w:t xml:space="preserve"> </w:t>
-      </w:r>
-      <w:r>
-        <w:t xml:space="preserve">final suite passed</w:t>
-      </w:r>
-      <w:r>
-        <w:t xml:space="preserve"> </w:t>
-      </w:r>
+        <w:t xml:space="preserve">Ana Jane C. Bitor</w:t>
+      </w:r>
+      <w:r>
+        <w:br/>
+      </w:r>
+      <w:r>
+        <w:t xml:space="preserve">Postgraduate Diploma in Artificial Intelligence and Machine Learning</w:t>
+      </w:r>
+      <w:r>
+        <w:br/>
+      </w:r>
+      <w:r>
+        <w:t xml:space="preserve">Capstone Project, September 2026</w:t>
+      </w:r>
+      <w:r>
+        <w:br/>
+      </w:r>
+      <w:r>
+        <w:t xml:space="preserve">Publication-status update: 1 October 2026 (UTC+08:00)</w:t>
+      </w:r>
+    </w:p>
+    <w:p>
+      <w:pPr>
+        <w:pStyle w:val="BlockText"/>
+      </w:pPr>
       <w:r>
         <w:rPr>
           <w:b/>
           <w:bCs/>
         </w:rPr>
-        <w:t xml:space="preserve">39/39 tests in a clean LOCAL submission copy</w:t>
-      </w:r>
-      <w:r>
-        <w:t xml:space="preserve"> </w:t>
-      </w:r>
-      <w:r>
-        <w:t xml:space="preserve">using</w:t>
-      </w:r>
-      <w:r>
-        <w:t xml:space="preserve"> </w:t>
-      </w:r>
-      <w:r>
-        <w:t xml:space="preserve">the existing</w:t>
+        <w:t xml:space="preserve">Repository update:</w:t>
+      </w:r>
+      <w:r>
+        <w:t xml:space="preserve"> </w:t>
+      </w:r>
+      <w:r>
+        <w:t xml:space="preserve">this submission is now hosted at</w:t>
+      </w:r>
+      <w:r>
+        <w:t xml:space="preserve"> </w:t>
+      </w:r>
+      <w:hyperlink r:id="rId9">
+        <w:r>
+          <w:rPr>
+            <w:rStyle w:val="Hyperlink"/>
+          </w:rPr>
+          <w:t xml:space="preserve">Heldpdesk_SLA_VolForecast_AIM_capstone</w:t>
+        </w:r>
+      </w:hyperlink>
+      <w:r>
+        <w:t xml:space="preserve">.</w:t>
+      </w:r>
+      <w:r>
+        <w:t xml:space="preserve"> </w:t>
+      </w:r>
+      <w:hyperlink r:id="rId10">
+        <w:r>
+          <w:rPr>
+            <w:rStyle w:val="Hyperlink"/>
+          </w:rPr>
+          <w:t xml:space="preserve">New-repository run #2</w:t>
+        </w:r>
+      </w:hyperlink>
+      <w:r>
+        <w:t xml:space="preserve"> </w:t>
+      </w:r>
+      <w:r>
+        <w:t xml:space="preserve">passed at commit</w:t>
       </w:r>
       <w:r>
         <w:t xml:space="preserve"> </w:t>
@@ -117,65 +105,76 @@
         <w:rPr>
           <w:rStyle w:val="VerbatimChar"/>
         </w:rPr>
-        <w:t xml:space="preserve">.venv</w:t>
-      </w:r>
-      <w:r>
-        <w:t xml:space="preserve">, including FastAPI</w:t>
-      </w:r>
-      <w:r>
-        <w:t xml:space="preserve"> </w:t>
-      </w:r>
-      <w:r>
-        <w:rPr>
-          <w:rStyle w:val="VerbatimChar"/>
-        </w:rPr>
-        <w:t xml:space="preserve">TestClient</w:t>
-      </w:r>
-      <w:r>
-        <w:t xml:space="preserve"> </w:t>
-      </w:r>
-      <w:r>
-        <w:t xml:space="preserve">checks. The copy</w:t>
-      </w:r>
-      <w:r>
-        <w:t xml:space="preserve"> </w:t>
-      </w:r>
-      <w:r>
-        <w:t xml:space="preserve">excluded raw CSV,</w:t>
-      </w:r>
-      <w:r>
-        <w:t xml:space="preserve"> </w:t>
-      </w:r>
-      <w:r>
-        <w:rPr>
-          <w:rStyle w:val="VerbatimChar"/>
-        </w:rPr>
-        <w:t xml:space="preserve">mlflow.db</w:t>
-      </w:r>
-      <w:r>
-        <w:t xml:space="preserve">, and editor/cache/archive folders. This was</w:t>
-      </w:r>
-      <w:r>
-        <w:t xml:space="preserve"> </w:t>
-      </w:r>
-      <w:r>
-        <w:t xml:space="preserve">not a Git clone, fresh dependency installation, Docker or cloud CI run. Validation selects</w:t>
-      </w:r>
-      <w:r>
-        <w:t xml:space="preserve"> </w:t>
-      </w:r>
+        <w:t xml:space="preserve">744b0770a5426dbee5be86a657aed44127057d75</w:t>
+      </w:r>
+      <w:r>
+        <w:t xml:space="preserve"> </w:t>
+      </w:r>
+      <w:r>
+        <w:t xml:space="preserve">before this synchronized update.</w:t>
+      </w:r>
+      <w:r>
+        <w:t xml:space="preserve"> </w:t>
+      </w:r>
+      <w:r>
+        <w:t xml:space="preserve">Run #10 and its detailed pass/skip counts below are historical evidence from the</w:t>
+      </w:r>
+      <w:r>
+        <w:t xml:space="preserve"> </w:t>
+      </w:r>
+      <w:r>
+        <w:t xml:space="preserve">previous repository. They must not be attributed to the new repository or this</w:t>
+      </w:r>
+      <w:r>
+        <w:t xml:space="preserve"> </w:t>
+      </w:r>
+      <w:r>
+        <w:t xml:space="preserve">update. Confirm the new CI result after uploading the synchronized files.</w:t>
+      </w:r>
+    </w:p>
+    <w:p>
+      <w:pPr>
+        <w:pStyle w:val="BlockText"/>
+      </w:pPr>
       <w:r>
         <w:rPr>
           <w:b/>
           <w:bCs/>
         </w:rPr>
-        <w:t xml:space="preserve">XGBoost at 7 days</w:t>
-      </w:r>
-      <w:r>
-        <w:t xml:space="preserve"> </w:t>
-      </w:r>
-      <w:r>
-        <w:t xml:space="preserve">and</w:t>
+        <w:t xml:space="preserve">Validation status:</w:t>
+      </w:r>
+      <w:r>
+        <w:t xml:space="preserve"> </w:t>
+      </w:r>
+      <w:r>
+        <w:t xml:space="preserve">all eight notebooks completed with the actual</w:t>
+      </w:r>
+      <w:r>
+        <w:t xml:space="preserve"> </w:t>
+      </w:r>
+      <w:r>
+        <w:t xml:space="preserve">project</w:t>
+      </w:r>
+      <w:r>
+        <w:t xml:space="preserve"> </w:t>
+      </w:r>
+      <w:r>
+        <w:rPr>
+          <w:rStyle w:val="VerbatimChar"/>
+        </w:rPr>
+        <w:t xml:space="preserve">.venv</w:t>
+      </w:r>
+      <w:r>
+        <w:t xml:space="preserve"> </w:t>
+      </w:r>
+      <w:r>
+        <w:t xml:space="preserve">kernel after the recursive-calendar correction. The local</w:t>
+      </w:r>
+      <w:r>
+        <w:t xml:space="preserve"> </w:t>
+      </w:r>
+      <w:r>
+        <w:t xml:space="preserve">final suite passed</w:t>
       </w:r>
       <w:r>
         <w:t xml:space="preserve"> </w:t>
@@ -185,6 +184,95 @@
           <w:b/>
           <w:bCs/>
         </w:rPr>
+        <w:t xml:space="preserve">39/39 tests in a clean LOCAL submission copy</w:t>
+      </w:r>
+      <w:r>
+        <w:t xml:space="preserve"> </w:t>
+      </w:r>
+      <w:r>
+        <w:t xml:space="preserve">using</w:t>
+      </w:r>
+      <w:r>
+        <w:t xml:space="preserve"> </w:t>
+      </w:r>
+      <w:r>
+        <w:t xml:space="preserve">the existing</w:t>
+      </w:r>
+      <w:r>
+        <w:t xml:space="preserve"> </w:t>
+      </w:r>
+      <w:r>
+        <w:rPr>
+          <w:rStyle w:val="VerbatimChar"/>
+        </w:rPr>
+        <w:t xml:space="preserve">.venv</w:t>
+      </w:r>
+      <w:r>
+        <w:t xml:space="preserve">, including FastAPI</w:t>
+      </w:r>
+      <w:r>
+        <w:t xml:space="preserve"> </w:t>
+      </w:r>
+      <w:r>
+        <w:rPr>
+          <w:rStyle w:val="VerbatimChar"/>
+        </w:rPr>
+        <w:t xml:space="preserve">TestClient</w:t>
+      </w:r>
+      <w:r>
+        <w:t xml:space="preserve"> </w:t>
+      </w:r>
+      <w:r>
+        <w:t xml:space="preserve">checks. The copy</w:t>
+      </w:r>
+      <w:r>
+        <w:t xml:space="preserve"> </w:t>
+      </w:r>
+      <w:r>
+        <w:t xml:space="preserve">excluded raw CSV,</w:t>
+      </w:r>
+      <w:r>
+        <w:t xml:space="preserve"> </w:t>
+      </w:r>
+      <w:r>
+        <w:rPr>
+          <w:rStyle w:val="VerbatimChar"/>
+        </w:rPr>
+        <w:t xml:space="preserve">mlflow.db</w:t>
+      </w:r>
+      <w:r>
+        <w:t xml:space="preserve">, and editor/cache/archive folders. This was</w:t>
+      </w:r>
+      <w:r>
+        <w:t xml:space="preserve"> </w:t>
+      </w:r>
+      <w:r>
+        <w:t xml:space="preserve">not a Git clone, fresh dependency installation, Docker or cloud CI run. Validation selects</w:t>
+      </w:r>
+      <w:r>
+        <w:t xml:space="preserve"> </w:t>
+      </w:r>
+      <w:r>
+        <w:rPr>
+          <w:b/>
+          <w:bCs/>
+        </w:rPr>
+        <w:t xml:space="preserve">XGBoost at 7 days</w:t>
+      </w:r>
+      <w:r>
+        <w:t xml:space="preserve"> </w:t>
+      </w:r>
+      <w:r>
+        <w:t xml:space="preserve">and</w:t>
+      </w:r>
+      <w:r>
+        <w:t xml:space="preserve"> </w:t>
+      </w:r>
+      <w:r>
+        <w:rPr>
+          <w:b/>
+          <w:bCs/>
+        </w:rPr>
         <w:t xml:space="preserve">ETS at the primary 30-day horizon</w:t>
       </w:r>
       <w:r>
@@ -200,7 +288,87 @@
         <w:t xml:space="preserve"> </w:t>
       </w:r>
       <w:r>
-        <w:t xml:space="preserve">Docker and GitHub Actions were not executed; GitHub publication is not complete.</w:t>
+        <w:t xml:space="preserve">The expanded local suite subsequently passed</w:t>
+      </w:r>
+      <w:r>
+        <w:t xml:space="preserve"> </w:t>
+      </w:r>
+      <w:r>
+        <w:rPr>
+          <w:b/>
+          <w:bCs/>
+        </w:rPr>
+        <w:t xml:space="preserve">52 tests without skips</w:t>
+      </w:r>
+      <w:r>
+        <w:t xml:space="preserve">.</w:t>
+      </w:r>
+      <w:r>
+        <w:t xml:space="preserve"> </w:t>
+      </w:r>
+      <w:r>
+        <w:t xml:space="preserve">The project is now</w:t>
+      </w:r>
+      <w:r>
+        <w:t xml:space="preserve"> </w:t>
+      </w:r>
+      <w:hyperlink r:id="rId9">
+        <w:r>
+          <w:rPr>
+            <w:rStyle w:val="Hyperlink"/>
+          </w:rPr>
+          <w:t xml:space="preserve">published on GitHub</w:t>
+        </w:r>
+      </w:hyperlink>
+      <w:r>
+        <w:t xml:space="preserve">.</w:t>
+      </w:r>
+      <w:r>
+        <w:t xml:space="preserve"> </w:t>
+      </w:r>
+      <w:hyperlink r:id="rId11">
+        <w:r>
+          <w:rPr>
+            <w:rStyle w:val="Hyperlink"/>
+          </w:rPr>
+          <w:t xml:space="preserve">Verified CI run #10</w:t>
+        </w:r>
+      </w:hyperlink>
+      <w:r>
+        <w:t xml:space="preserve"> </w:t>
+      </w:r>
+      <w:r>
+        <w:t xml:space="preserve">passed both jobs at commit</w:t>
+      </w:r>
+      <w:r>
+        <w:t xml:space="preserve"> </w:t>
+      </w:r>
+      <w:r>
+        <w:rPr>
+          <w:rStyle w:val="VerbatimChar"/>
+        </w:rPr>
+        <w:t xml:space="preserve">f02b76854f8d27fed5d37b92ed032d6362088399</w:t>
+      </w:r>
+      <w:r>
+        <w:t xml:space="preserve">:</w:t>
+      </w:r>
+      <w:r>
+        <w:t xml:space="preserve"> </w:t>
+      </w:r>
+      <w:r>
+        <w:t xml:space="preserve">Python discovered 52 tests, with 44 passing and 8 skipped; the Docker</w:t>
+      </w:r>
+      <w:r>
+        <w:t xml:space="preserve"> </w:t>
+      </w:r>
+      <w:r>
+        <w:t xml:space="preserve">test image discovered 52, with 33 passing and 19 skipped.</w:t>
+      </w:r>
+      <w:r>
+        <w:t xml:space="preserve"> </w:t>
+      </w:r>
+      <w:r>
+        <w:t xml:space="preserve">These lightweight checks do not reproduce the full analysis or deploy the API.</w:t>
       </w:r>
     </w:p>
     <w:p>
@@ -264,28 +432,13 @@
         <w:t xml:space="preserve"> </w:t>
       </w:r>
       <w:r>
-        <w:t xml:space="preserve">is installed for report conversion. Git installation via</w:t>
-      </w:r>
-      <w:r>
-        <w:t xml:space="preserve"> </w:t>
-      </w:r>
-      <w:r>
-        <w:rPr>
-          <w:rStyle w:val="VerbatimChar"/>
-        </w:rPr>
-        <w:t xml:space="preserve">winget</w:t>
-      </w:r>
-      <w:r>
-        <w:t xml:space="preserve"> </w:t>
-      </w:r>
-      <w:r>
-        <w:t xml:space="preserve">was</w:t>
-      </w:r>
-      <w:r>
-        <w:t xml:space="preserve"> </w:t>
-      </w:r>
-      <w:r>
-        <w:t xml:space="preserve">cancelled at the administrator prompt; Git readiness is not established.</w:t>
+        <w:t xml:space="preserve">is installed for report conversion. Publication uses the GitHub website;</w:t>
+      </w:r>
+      <w:r>
+        <w:t xml:space="preserve"> </w:t>
+      </w:r>
+      <w:r>
+        <w:t xml:space="preserve">local Git installation is not required for that upload workflow.</w:t>
       </w:r>
       <w:r>
         <w:t xml:space="preserve"> </w:t>
@@ -349,8 +502,8 @@
         </w:pict>
       </w:r>
     </w:p>
-    <w:bookmarkEnd w:id="9"/>
-    <w:bookmarkStart w:id="10" w:name="_24178e17815d7ed05207769f6e2fdf5de730a75"/>
+    <w:bookmarkEnd w:id="12"/>
+    <w:bookmarkStart w:id="13" w:name="_24178e17815d7ed05207769f6e2fdf5de730a75"/>
     <w:p>
       <w:pPr>
         <w:pStyle w:val="Heading2"/>
@@ -735,7 +888,7 @@
         <w:t xml:space="preserve"> </w:t>
       </w:r>
       <w:r>
-        <w:t xml:space="preserve">about 1 in 5 eligible past tickets met the configured priority reference. Corrected validation selects XGBoost for one week and ETS for one month, with historical test errors averaging about 5.05 and 4.67 tickets/day, respectively. All eight notebooks executed and 39 tests passed in the clean local submission copy using the existing environment; current-data/business-impact evidence and GitHub publication remain absent.</w:t>
+        <w:t xml:space="preserve">about 1 in 5 eligible past tickets met the configured priority reference. Corrected validation selects XGBoost for one week and ETS for one month, with historical test errors averaging about 5.05 and 4.67 tickets/day, respectively. All eight notebooks executed locally; the earlier clean-copy suite passed 39 tests and the expanded local suite passed 52. The repository is public and both lightweight CI jobs passed with documented skips. Current-data and measured business-impact evidence remain absent.</w:t>
       </w:r>
     </w:p>
     <w:p>
@@ -745,8 +898,8 @@
         </w:pict>
       </w:r>
     </w:p>
-    <w:bookmarkEnd w:id="10"/>
-    <w:bookmarkStart w:id="11" w:name="_004f29edb8d0fdd609a129de283ebfb8380b229"/>
+    <w:bookmarkEnd w:id="13"/>
+    <w:bookmarkStart w:id="14" w:name="_004f29edb8d0fdd609a129de283ebfb8380b229"/>
     <w:p>
       <w:pPr>
         <w:pStyle w:val="Heading2"/>
@@ -1050,13 +1203,7 @@
         <w:t xml:space="preserve"> </w:t>
       </w:r>
       <w:r>
-        <w:t xml:space="preserve">they are analytical references carried forward from a prior project</w:t>
-      </w:r>
-      <w:r>
-        <w:t xml:space="preserve"> </w:t>
-      </w:r>
-      <w:r>
-        <w:t xml:space="preserve">iteration, not an approved policy.</w:t>
+        <w:t xml:space="preserve">they are project-configured analytical references, not an approved policy.</w:t>
       </w:r>
     </w:p>
     <w:p>
@@ -1178,8 +1325,8 @@
         </w:pict>
       </w:r>
     </w:p>
-    <w:bookmarkEnd w:id="11"/>
-    <w:bookmarkStart w:id="16" w:name="_c723b0e4ae95b6cddaf1c92d9af2f1cd820f062"/>
+    <w:bookmarkEnd w:id="14"/>
+    <w:bookmarkStart w:id="19" w:name="_c723b0e4ae95b6cddaf1c92d9af2f1cd820f062"/>
     <w:p>
       <w:pPr>
         <w:pStyle w:val="Heading2"/>
@@ -1202,7 +1349,7 @@
       <w:r>
         <w:t xml:space="preserve"> </w:t>
       </w:r>
-      <w:hyperlink r:id="rId12">
+      <w:hyperlink r:id="rId15">
         <w:r>
           <w:rPr>
             <w:rStyle w:val="Hyperlink"/>
@@ -1288,7 +1435,7 @@
       <w:r>
         <w:t xml:space="preserve"> </w:t>
       </w:r>
-      <w:hyperlink r:id="rId13">
+      <w:hyperlink r:id="rId16">
         <w:r>
           <w:rPr>
             <w:rStyle w:val="Hyperlink"/>
@@ -1387,7 +1534,7 @@
       <w:r>
         <w:t xml:space="preserve"> </w:t>
       </w:r>
-      <w:hyperlink r:id="rId14">
+      <w:hyperlink r:id="rId17">
         <w:r>
           <w:rPr>
             <w:rStyle w:val="Hyperlink"/>
@@ -1678,7 +1825,7 @@
         <w:t xml:space="preserve">full-row duplicates were found; issue IDs are unique.</w:t>
       </w:r>
     </w:p>
-    <w:bookmarkStart w:id="15" w:name="_23807b63180f86cee44e281bf1796e890f0ea89"/>
+    <w:bookmarkStart w:id="18" w:name="_23807b63180f86cee44e281bf1796e890f0ea89"/>
     <w:p>
       <w:pPr>
         <w:pStyle w:val="Heading3"/>
@@ -2690,9 +2837,9 @@
         </w:pict>
       </w:r>
     </w:p>
-    <w:bookmarkEnd w:id="15"/>
-    <w:bookmarkEnd w:id="16"/>
-    <w:bookmarkStart w:id="21" w:name="_a6fc5fc5c964ef7844fd8969217a68e8e6a784b"/>
+    <w:bookmarkEnd w:id="18"/>
+    <w:bookmarkEnd w:id="19"/>
+    <w:bookmarkStart w:id="24" w:name="_a6fc5fc5c964ef7844fd8969217a68e8e6a784b"/>
     <w:p>
       <w:pPr>
         <w:pStyle w:val="Heading2"/>
@@ -3023,7 +3170,7 @@
         <w:t xml:space="preserve">zero to 88.</w:t>
       </w:r>
     </w:p>
-    <w:bookmarkStart w:id="19" w:name="_eef64721fd8d6ae13c0855d1ad97a2680d669a0"/>
+    <w:bookmarkStart w:id="22" w:name="_eef64721fd8d6ae13c0855d1ad97a2680d669a0"/>
     <w:p>
       <w:pPr>
         <w:pStyle w:val="Heading3"/>
@@ -3042,7 +3189,7 @@
       <w:r>
         <w:t xml:space="preserve"> </w:t>
       </w:r>
-      <w:hyperlink r:id="rId17">
+      <w:hyperlink r:id="rId20">
         <w:r>
           <w:rPr>
             <w:rStyle w:val="Hyperlink"/>
@@ -3059,7 +3206,7 @@
       <w:r>
         <w:t xml:space="preserve"> </w:t>
       </w:r>
-      <w:hyperlink r:id="rId18">
+      <w:hyperlink r:id="rId21">
         <w:r>
           <w:rPr>
             <w:rStyle w:val="Hyperlink"/>
@@ -3433,8 +3580,8 @@
         <w:t xml:space="preserve">after Notebook 03.</w:t>
       </w:r>
     </w:p>
-    <w:bookmarkEnd w:id="19"/>
-    <w:bookmarkStart w:id="20" w:name="_812133d397b65a5cfe2f3a788d417937af689a0"/>
+    <w:bookmarkEnd w:id="22"/>
+    <w:bookmarkStart w:id="23" w:name="_812133d397b65a5cfe2f3a788d417937af689a0"/>
     <w:p>
       <w:pPr>
         <w:pStyle w:val="Heading3"/>
@@ -3448,7 +3595,7 @@
         <w:pStyle w:val="FirstParagraph"/>
       </w:pPr>
       <w:r>
-        <w:t xml:space="preserve">Mapping carried forward from the prior project:</w:t>
+        <w:t xml:space="preserve">Project-configured mapping:</w:t>
       </w:r>
       <w:r>
         <w:t xml:space="preserve"> </w:t>
@@ -4011,9 +4158,9 @@
         </w:pict>
       </w:r>
     </w:p>
-    <w:bookmarkEnd w:id="20"/>
-    <w:bookmarkEnd w:id="21"/>
-    <w:bookmarkStart w:id="22" w:name="_ce857ebec00d3e632109e95a9df1eccd0fd403b"/>
+    <w:bookmarkEnd w:id="23"/>
+    <w:bookmarkEnd w:id="24"/>
+    <w:bookmarkStart w:id="25" w:name="_ce857ebec00d3e632109e95a9df1eccd0fd403b"/>
     <w:p>
       <w:pPr>
         <w:pStyle w:val="Heading2"/>
@@ -5605,8 +5752,8 @@
         </w:pict>
       </w:r>
     </w:p>
-    <w:bookmarkEnd w:id="22"/>
-    <w:bookmarkStart w:id="26" w:name="_60f3084e3ca91c2a44e1b2bcaa409965da39007"/>
+    <w:bookmarkEnd w:id="25"/>
+    <w:bookmarkStart w:id="29" w:name="_60f3084e3ca91c2a44e1b2bcaa409965da39007"/>
     <w:p>
       <w:pPr>
         <w:pStyle w:val="Heading2"/>
@@ -5737,7 +5884,7 @@
       <w:r>
         <w:t xml:space="preserve"> </w:t>
       </w:r>
-      <w:hyperlink r:id="rId23">
+      <w:hyperlink r:id="rId26">
         <w:r>
           <w:rPr>
             <w:rStyle w:val="Hyperlink"/>
@@ -5751,7 +5898,7 @@
       <w:r>
         <w:t xml:space="preserve"> </w:t>
       </w:r>
-      <w:hyperlink r:id="rId24">
+      <w:hyperlink r:id="rId27">
         <w:r>
           <w:rPr>
             <w:rStyle w:val="Hyperlink"/>
@@ -5768,7 +5915,7 @@
       <w:r>
         <w:t xml:space="preserve"> </w:t>
       </w:r>
-      <w:hyperlink r:id="rId25">
+      <w:hyperlink r:id="rId28">
         <w:r>
           <w:rPr>
             <w:rStyle w:val="Hyperlink"/>
@@ -6174,8 +6321,8 @@
         </w:pict>
       </w:r>
     </w:p>
-    <w:bookmarkEnd w:id="26"/>
-    <w:bookmarkStart w:id="27" w:name="_251bf3dcb3803da3bb7eb7db138bc0f7b14955e"/>
+    <w:bookmarkEnd w:id="29"/>
+    <w:bookmarkStart w:id="30" w:name="_251bf3dcb3803da3bb7eb7db138bc0f7b14955e"/>
     <w:p>
       <w:pPr>
         <w:pStyle w:val="Heading2"/>
@@ -7380,8 +7527,8 @@
         </w:pict>
       </w:r>
     </w:p>
-    <w:bookmarkEnd w:id="27"/>
-    <w:bookmarkStart w:id="34" w:name="_05ecfb03157e5f48e2c89dd40e2034c0b4e9efc"/>
+    <w:bookmarkEnd w:id="30"/>
+    <w:bookmarkStart w:id="37" w:name="_05ecfb03157e5f48e2c89dd40e2034c0b4e9efc"/>
     <w:p>
       <w:pPr>
         <w:pStyle w:val="Heading2"/>
@@ -7514,7 +7661,7 @@
         <w:t xml:space="preserve">no policy bypass was used.</w:t>
       </w:r>
     </w:p>
-    <w:bookmarkStart w:id="28" w:name="_01327ac02fee2d81b61699821ed5c627b2c929c"/>
+    <w:bookmarkStart w:id="31" w:name="_01327ac02fee2d81b61699821ed5c627b2c929c"/>
     <w:p>
       <w:pPr>
         <w:pStyle w:val="Heading3"/>
@@ -7740,8 +7887,8 @@
         <w:t xml:space="preserve">).</w:t>
       </w:r>
     </w:p>
-    <w:bookmarkEnd w:id="28"/>
-    <w:bookmarkStart w:id="29" w:name="_387bb635127676e4f883adabe2389b4f32d3b0b"/>
+    <w:bookmarkEnd w:id="31"/>
+    <w:bookmarkStart w:id="32" w:name="_387bb635127676e4f883adabe2389b4f32d3b0b"/>
     <w:p>
       <w:pPr>
         <w:pStyle w:val="Heading3"/>
@@ -7838,13 +7985,19 @@
         <w:t xml:space="preserve"> </w:t>
       </w:r>
       <w:r>
-        <w:t xml:space="preserve">executed and artifact/full-suite verification passed. The final suite now</w:t>
-      </w:r>
-      <w:r>
-        <w:t xml:space="preserve"> </w:t>
-      </w:r>
-      <w:r>
-        <w:t xml:space="preserve">has 39 passing tests, including two portable fixture cases. Notebook 03/04 explanations and the generator</w:t>
+        <w:t xml:space="preserve">executed and artifact/full-suite verification passed. The earlier clean-copy</w:t>
+      </w:r>
+      <w:r>
+        <w:t xml:space="preserve"> </w:t>
+      </w:r>
+      <w:r>
+        <w:t xml:space="preserve">suite had 39 passing tests; supplemental evidence tests expanded the local</w:t>
+      </w:r>
+      <w:r>
+        <w:t xml:space="preserve"> </w:t>
+      </w:r>
+      <w:r>
+        <w:t xml:space="preserve">suite to 52 passing tests. Notebook 03/04 explanations and the generator</w:t>
       </w:r>
       <w:r>
         <w:t xml:space="preserve"> </w:t>
@@ -8392,8 +8545,8 @@
         <w:t xml:space="preserve">notebook execution, authored-metric review or full-suite verification.</w:t>
       </w:r>
     </w:p>
-    <w:bookmarkEnd w:id="29"/>
-    <w:bookmarkStart w:id="30" w:name="_0a8d65bb8185761d69eed0cf9a136836fbf4469"/>
+    <w:bookmarkEnd w:id="32"/>
+    <w:bookmarkStart w:id="33" w:name="_0a8d65bb8185761d69eed0cf9a136836fbf4469"/>
     <w:p>
       <w:pPr>
         <w:pStyle w:val="Heading3"/>
@@ -8755,8 +8908,8 @@
         <w:t xml:space="preserve">forecast results.</w:t>
       </w:r>
     </w:p>
-    <w:bookmarkEnd w:id="30"/>
-    <w:bookmarkStart w:id="31" w:name="_4e4c6e025c1cc4d90e81fd652b55669bcf7a3dd"/>
+    <w:bookmarkEnd w:id="33"/>
+    <w:bookmarkStart w:id="34" w:name="_4e4c6e025c1cc4d90e81fd652b55669bcf7a3dd"/>
     <w:p>
       <w:pPr>
         <w:pStyle w:val="Heading3"/>
@@ -8892,8 +9045,8 @@
         <w:t xml:space="preserve">run step 7.2 first if either is missing.</w:t>
       </w:r>
     </w:p>
-    <w:bookmarkEnd w:id="31"/>
-    <w:bookmarkStart w:id="32" w:name="_8c87ffa3a1cf892e5831b21c542aca743adb62f"/>
+    <w:bookmarkEnd w:id="34"/>
+    <w:bookmarkStart w:id="35" w:name="_8c87ffa3a1cf892e5831b21c542aca743adb62f"/>
     <w:p>
       <w:pPr>
         <w:pStyle w:val="Heading3"/>
@@ -9218,7 +9371,43 @@
         <w:t xml:space="preserve"> </w:t>
       </w:r>
       <w:r>
-        <w:t xml:space="preserve">image intentionally does not install</w:t>
+        <w:t xml:space="preserve">image does not install the full analysis/API stack,</w:t>
+      </w:r>
+      <w:r>
+        <w:t xml:space="preserve"> </w:t>
+      </w:r>
+      <w:r>
+        <w:t xml:space="preserve">and Docker excludes generated output from its build context. Tests needing</w:t>
+      </w:r>
+      <w:r>
+        <w:t xml:space="preserve"> </w:t>
+      </w:r>
+      <w:r>
+        <w:t xml:space="preserve">missing dependencies or artifacts therefore skip. In verified CI run #10,</w:t>
+      </w:r>
+      <w:r>
+        <w:t xml:space="preserve"> </w:t>
+      </w:r>
+      <w:r>
+        <w:t xml:space="preserve">the image built and ran successfully: 52 tests discovered, 33 passed and</w:t>
+      </w:r>
+      <w:r>
+        <w:t xml:space="preserve"> </w:t>
+      </w:r>
+      <w:r>
+        <w:t xml:space="preserve">19 skipped. The preceding Python job discovered 52, with 44 passed and</w:t>
+      </w:r>
+      <w:r>
+        <w:t xml:space="preserve"> </w:t>
+      </w:r>
+      <w:r>
+        <w:t xml:space="preserve">8 skipped. This verifies the lightweight test image, not execution of the</w:t>
+      </w:r>
+      <w:r>
+        <w:t xml:space="preserve"> </w:t>
+      </w:r>
+      <w:r>
+        <w:t xml:space="preserve">full</w:t>
       </w:r>
       <w:r>
         <w:t xml:space="preserve"> </w:t>
@@ -9227,67 +9416,78 @@
         <w:rPr>
           <w:rStyle w:val="VerbatimChar"/>
         </w:rPr>
-        <w:t xml:space="preserve">joblib</w:t>
-      </w:r>
-      <w:r>
-        <w:t xml:space="preserve">,</w:t>
-      </w:r>
-      <w:r>
-        <w:t xml:space="preserve"> </w:t>
-      </w:r>
-      <w:r>
-        <w:rPr>
-          <w:rStyle w:val="VerbatimChar"/>
-        </w:rPr>
-        <w:t xml:space="preserve">fastapi</w:t>
-      </w:r>
-      <w:r>
-        <w:t xml:space="preserve">, or</w:t>
-      </w:r>
-      <w:r>
-        <w:t xml:space="preserve"> </w:t>
-      </w:r>
-      <w:r>
-        <w:rPr>
-          <w:rStyle w:val="VerbatimChar"/>
-        </w:rPr>
-        <w:t xml:space="preserve">mlflow</w:t>
-      </w:r>
-      <w:r>
-        <w:t xml:space="preserve">; the three tests that need them</w:t>
-      </w:r>
-      <w:r>
-        <w:t xml:space="preserve"> </w:t>
-      </w:r>
-      <w:r>
-        <w:t xml:space="preserve">(</w:t>
-      </w:r>
-      <w:r>
-        <w:rPr>
-          <w:rStyle w:val="VerbatimChar"/>
-        </w:rPr>
-        <w:t xml:space="preserve">test_final_model_artifact_is_persisted_and_reproduces_selection</w:t>
-      </w:r>
-      <w:r>
-        <w:t xml:space="preserve">,</w:t>
-      </w:r>
-      <w:r>
-        <w:t xml:space="preserve"> </w:t>
-      </w:r>
-      <w:r>
-        <w:rPr>
-          <w:rStyle w:val="VerbatimChar"/>
-        </w:rPr>
-        <w:t xml:space="preserve">test_deployment_app_serves_persisted_model_forecast</w:t>
-      </w:r>
-      <w:r>
-        <w:t xml:space="preserve">, and any future</w:t>
-      </w:r>
-      <w:r>
-        <w:t xml:space="preserve"> </w:t>
-      </w:r>
-      <w:r>
-        <w:t xml:space="preserve">equivalents) may</w:t>
+        <w:t xml:space="preserve">analysis</w:t>
+      </w:r>
+      <w:r>
+        <w:t xml:space="preserve"> </w:t>
+      </w:r>
+      <w:r>
+        <w:t xml:space="preserve">target, raw-data notebook reproduction or containerized API serving.</w:t>
+      </w:r>
+    </w:p>
+    <w:bookmarkEnd w:id="35"/>
+    <w:bookmarkStart w:id="36" w:name="_028b36ba210afa9b9b2382e5103928340708695"/>
+    <w:p>
+      <w:pPr>
+        <w:pStyle w:val="Heading3"/>
+      </w:pPr>
+      <w:r>
+        <w:t xml:space="preserve">7.6 Run the full test suite</w:t>
+      </w:r>
+    </w:p>
+    <w:p>
+      <w:pPr>
+        <w:pStyle w:val="SourceCode"/>
+      </w:pPr>
+      <w:r>
+        <w:rPr>
+          <w:rStyle w:val="NormalTok"/>
+        </w:rPr>
+        <w:t xml:space="preserve">python </w:t>
+      </w:r>
+      <w:r>
+        <w:rPr>
+          <w:rStyle w:val="OperatorTok"/>
+        </w:rPr>
+        <w:t xml:space="preserve">-</w:t>
+      </w:r>
+      <w:r>
+        <w:rPr>
+          <w:rStyle w:val="NormalTok"/>
+        </w:rPr>
+        <w:t xml:space="preserve">m unittest discover </w:t>
+      </w:r>
+      <w:r>
+        <w:rPr>
+          <w:rStyle w:val="OperatorTok"/>
+        </w:rPr>
+        <w:t xml:space="preserve">-</w:t>
+      </w:r>
+      <w:r>
+        <w:rPr>
+          <w:rStyle w:val="NormalTok"/>
+        </w:rPr>
+        <w:t xml:space="preserve">s tests </w:t>
+      </w:r>
+      <w:r>
+        <w:rPr>
+          <w:rStyle w:val="OperatorTok"/>
+        </w:rPr>
+        <w:t xml:space="preserve">-</w:t>
+      </w:r>
+      <w:r>
+        <w:rPr>
+          <w:rStyle w:val="NormalTok"/>
+        </w:rPr>
+        <w:t xml:space="preserve">v</w:t>
+      </w:r>
+    </w:p>
+    <w:p>
+      <w:pPr>
+        <w:pStyle w:val="FirstParagraph"/>
+      </w:pPr>
+      <w:r>
+        <w:t xml:space="preserve">The earlier suite passed</w:t>
       </w:r>
       <w:r>
         <w:t xml:space="preserve"> </w:t>
@@ -9297,31 +9497,13 @@
           <w:b/>
           <w:bCs/>
         </w:rPr>
-        <w:t xml:space="preserve">skip</w:t>
-      </w:r>
-      <w:r>
-        <w:t xml:space="preserve"> </w:t>
-      </w:r>
-      <w:r>
-        <w:t xml:space="preserve">in that environment. A lightweight run does not</w:t>
-      </w:r>
-      <w:r>
-        <w:t xml:space="preserve"> </w:t>
-      </w:r>
-      <w:r>
-        <w:t xml:space="preserve">validate the full analysis. Docker and GitHub Actions were not executed;</w:t>
-      </w:r>
-      <w:r>
-        <w:t xml:space="preserve"> </w:t>
-      </w:r>
-      <w:r>
-        <w:t xml:space="preserve">the final 39-test result is from a clean local submission copy using the</w:t>
-      </w:r>
-      <w:r>
-        <w:t xml:space="preserve"> </w:t>
-      </w:r>
-      <w:r>
-        <w:t xml:space="preserve">existing</w:t>
+        <w:t xml:space="preserve">39/39 tests in a clean LOCAL submission copy</w:t>
+      </w:r>
+      <w:r>
+        <w:t xml:space="preserve"> </w:t>
+      </w:r>
+      <w:r>
+        <w:t xml:space="preserve">using the existing</w:t>
       </w:r>
       <w:r>
         <w:t xml:space="preserve"> </w:t>
@@ -9333,72 +9515,69 @@
         <w:t xml:space="preserve">.venv</w:t>
       </w:r>
       <w:r>
-        <w:t xml:space="preserve">, not a container or cloud run.</w:t>
-      </w:r>
-    </w:p>
-    <w:bookmarkEnd w:id="32"/>
-    <w:bookmarkStart w:id="33" w:name="_028b36ba210afa9b9b2382e5103928340708695"/>
-    <w:p>
-      <w:pPr>
-        <w:pStyle w:val="Heading3"/>
-      </w:pPr>
-      <w:r>
-        <w:t xml:space="preserve">7.6 Run the full test suite</w:t>
-      </w:r>
-    </w:p>
-    <w:p>
-      <w:pPr>
-        <w:pStyle w:val="SourceCode"/>
-      </w:pPr>
-      <w:r>
-        <w:rPr>
-          <w:rStyle w:val="NormalTok"/>
-        </w:rPr>
-        <w:t xml:space="preserve">python </w:t>
-      </w:r>
-      <w:r>
-        <w:rPr>
-          <w:rStyle w:val="OperatorTok"/>
-        </w:rPr>
-        <w:t xml:space="preserve">-</w:t>
-      </w:r>
-      <w:r>
-        <w:rPr>
-          <w:rStyle w:val="NormalTok"/>
-        </w:rPr>
-        <w:t xml:space="preserve">m unittest discover </w:t>
-      </w:r>
-      <w:r>
-        <w:rPr>
-          <w:rStyle w:val="OperatorTok"/>
-        </w:rPr>
-        <w:t xml:space="preserve">-</w:t>
-      </w:r>
-      <w:r>
-        <w:rPr>
-          <w:rStyle w:val="NormalTok"/>
-        </w:rPr>
-        <w:t xml:space="preserve">s tests </w:t>
-      </w:r>
-      <w:r>
-        <w:rPr>
-          <w:rStyle w:val="OperatorTok"/>
-        </w:rPr>
-        <w:t xml:space="preserve">-</w:t>
-      </w:r>
-      <w:r>
-        <w:rPr>
-          <w:rStyle w:val="NormalTok"/>
-        </w:rPr>
-        <w:t xml:space="preserve">v</w:t>
-      </w:r>
-    </w:p>
-    <w:p>
-      <w:pPr>
-        <w:pStyle w:val="FirstParagraph"/>
-      </w:pPr>
-      <w:r>
-        <w:t xml:space="preserve">The final suite passed</w:t>
+        <w:t xml:space="preserve">. The copy omitted raw CSV,</w:t>
+      </w:r>
+      <w:r>
+        <w:t xml:space="preserve"> </w:t>
+      </w:r>
+      <w:r>
+        <w:rPr>
+          <w:rStyle w:val="VerbatimChar"/>
+        </w:rPr>
+        <w:t xml:space="preserve">mlflow.db</w:t>
+      </w:r>
+      <w:r>
+        <w:t xml:space="preserve">, and editor/cache/archive</w:t>
+      </w:r>
+      <w:r>
+        <w:t xml:space="preserve"> </w:t>
+      </w:r>
+      <w:r>
+        <w:t xml:space="preserve">folders; it was not a Git clone or a new dependency environment.</w:t>
+      </w:r>
+      <w:r>
+        <w:t xml:space="preserve"> </w:t>
+      </w:r>
+      <w:r>
+        <w:t xml:space="preserve">All eight notebooks had already executed with the real kernel and source</w:t>
+      </w:r>
+      <w:r>
+        <w:t xml:space="preserve"> </w:t>
+      </w:r>
+      <w:r>
+        <w:t xml:space="preserve">data in the working project. Final tests include calendar-policy artifact</w:t>
+      </w:r>
+      <w:r>
+        <w:t xml:space="preserve"> </w:t>
+      </w:r>
+      <w:r>
+        <w:t xml:space="preserve">contracts and API checks with the persisted model, not only estimator</w:t>
+      </w:r>
+      <w:r>
+        <w:t xml:space="preserve"> </w:t>
+      </w:r>
+      <w:r>
+        <w:t xml:space="preserve">doubles. This is local package validation, not Docker/cloud CI or a</w:t>
+      </w:r>
+      <w:r>
+        <w:t xml:space="preserve"> </w:t>
+      </w:r>
+      <w:r>
+        <w:t xml:space="preserve">raw-data rerun inside the submission copy.</w:t>
+      </w:r>
+    </w:p>
+    <w:p>
+      <w:pPr>
+        <w:pStyle w:val="BodyText"/>
+      </w:pPr>
+      <w:r>
+        <w:t xml:space="preserve">After supplemental source, sensitivity and ETS diagnostics were added,</w:t>
+      </w:r>
+      <w:r>
+        <w:t xml:space="preserve"> </w:t>
+      </w:r>
+      <w:r>
+        <w:t xml:space="preserve">the expanded local suite passed</w:t>
       </w:r>
       <w:r>
         <w:t xml:space="preserve"> </w:t>
@@ -9408,79 +9587,28 @@
           <w:b/>
           <w:bCs/>
         </w:rPr>
-        <w:t xml:space="preserve">39/39 tests in a clean LOCAL submission copy</w:t>
-      </w:r>
-      <w:r>
-        <w:t xml:space="preserve"> </w:t>
-      </w:r>
-      <w:r>
-        <w:t xml:space="preserve">using the existing</w:t>
-      </w:r>
-      <w:r>
-        <w:t xml:space="preserve"> </w:t>
-      </w:r>
-      <w:r>
-        <w:rPr>
-          <w:rStyle w:val="VerbatimChar"/>
-        </w:rPr>
-        <w:t xml:space="preserve">.venv</w:t>
-      </w:r>
-      <w:r>
-        <w:t xml:space="preserve">. Two portable fixture cases were added to the</w:t>
-      </w:r>
-      <w:r>
-        <w:t xml:space="preserve"> </w:t>
-      </w:r>
-      <w:r>
-        <w:t xml:space="preserve">suite. The copy omitted raw CSV,</w:t>
-      </w:r>
-      <w:r>
-        <w:t xml:space="preserve"> </w:t>
-      </w:r>
-      <w:r>
-        <w:rPr>
-          <w:rStyle w:val="VerbatimChar"/>
-        </w:rPr>
-        <w:t xml:space="preserve">mlflow.db</w:t>
-      </w:r>
-      <w:r>
-        <w:t xml:space="preserve">, and editor/cache/archive</w:t>
-      </w:r>
-      <w:r>
-        <w:t xml:space="preserve"> </w:t>
-      </w:r>
-      <w:r>
-        <w:t xml:space="preserve">folders; it was not a Git clone or a new dependency environment.</w:t>
-      </w:r>
-      <w:r>
-        <w:t xml:space="preserve"> </w:t>
-      </w:r>
-      <w:r>
-        <w:t xml:space="preserve">All eight notebooks had already executed with the real kernel and source</w:t>
-      </w:r>
-      <w:r>
-        <w:t xml:space="preserve"> </w:t>
-      </w:r>
-      <w:r>
-        <w:t xml:space="preserve">data in the working project. Final tests include calendar-policy artifact</w:t>
-      </w:r>
-      <w:r>
-        <w:t xml:space="preserve"> </w:t>
-      </w:r>
-      <w:r>
-        <w:t xml:space="preserve">contracts and API checks with the persisted model, not only estimator</w:t>
-      </w:r>
-      <w:r>
-        <w:t xml:space="preserve"> </w:t>
-      </w:r>
-      <w:r>
-        <w:t xml:space="preserve">doubles. This is local package validation, not Docker/cloud CI or a</w:t>
-      </w:r>
-      <w:r>
-        <w:t xml:space="preserve"> </w:t>
-      </w:r>
-      <w:r>
-        <w:t xml:space="preserve">raw-data rerun inside the submission copy.</w:t>
+        <w:t xml:space="preserve">52 tests without skips</w:t>
+      </w:r>
+      <w:r>
+        <w:t xml:space="preserve">. Separately,</w:t>
+      </w:r>
+      <w:r>
+        <w:t xml:space="preserve"> </w:t>
+      </w:r>
+      <w:r>
+        <w:t xml:space="preserve">GitHub Actions run #10 passed its Python and Docker jobs with the skip</w:t>
+      </w:r>
+      <w:r>
+        <w:t xml:space="preserve"> </w:t>
+      </w:r>
+      <w:r>
+        <w:t xml:space="preserve">counts reported above. Passing lightweight CI must not be described as</w:t>
+      </w:r>
+      <w:r>
+        <w:t xml:space="preserve"> </w:t>
+      </w:r>
+      <w:r>
+        <w:t xml:space="preserve">52 executed tests passing in each job or full analytical reproduction.</w:t>
       </w:r>
     </w:p>
     <w:p>
@@ -9490,9 +9618,9 @@
         </w:pict>
       </w:r>
     </w:p>
-    <w:bookmarkEnd w:id="33"/>
-    <w:bookmarkEnd w:id="34"/>
-    <w:bookmarkStart w:id="35" w:name="_91087bc70f97d9006249d0f6a7fd91b5de26284"/>
+    <w:bookmarkEnd w:id="36"/>
+    <w:bookmarkEnd w:id="37"/>
+    <w:bookmarkStart w:id="38" w:name="_91087bc70f97d9006249d0f6a7fd91b5de26284"/>
     <w:p>
       <w:pPr>
         <w:pStyle w:val="Heading2"/>
@@ -9750,7 +9878,7 @@
         <w:t xml:space="preserve"> </w:t>
       </w:r>
       <w:r>
-        <w:t xml:space="preserve">visual/instructor review and publication remain separate from the</w:t>
+        <w:t xml:space="preserve">visual/instructor review remains separate from the</w:t>
       </w:r>
       <w:r>
         <w:t xml:space="preserve"> </w:t>
@@ -9776,19 +9904,13 @@
         <w:t xml:space="preserve">presentations</w:t>
       </w:r>
       <w:r>
-        <w:t xml:space="preserve">. The superseded</w:t>
-      </w:r>
-      <w:r>
-        <w:t xml:space="preserve"> </w:t>
-      </w:r>
-      <w:r>
-        <w:t xml:space="preserve">archived deck, obsolete classifier artifacts and unused sample/legacy Python</w:t>
-      </w:r>
-      <w:r>
-        <w:t xml:space="preserve"> </w:t>
-      </w:r>
-      <w:r>
-        <w:t xml:space="preserve">files have been removed. Current analysis outputs, the virtual environment,</w:t>
+        <w:t xml:space="preserve">.</w:t>
+      </w:r>
+      <w:r>
+        <w:t xml:space="preserve"> </w:t>
+      </w:r>
+      <w:r>
+        <w:t xml:space="preserve">Current analysis outputs, the virtual environment,</w:t>
       </w:r>
       <w:r>
         <w:t xml:space="preserve"> </w:t>
@@ -9804,8 +9926,8 @@
         </w:pict>
       </w:r>
     </w:p>
-    <w:bookmarkEnd w:id="35"/>
-    <w:bookmarkStart w:id="36" w:name="_8ea063578e684363d3a8ef227562dd4a276347d"/>
+    <w:bookmarkEnd w:id="38"/>
+    <w:bookmarkStart w:id="39" w:name="_8ea063578e684363d3a8ef227562dd4a276347d"/>
     <w:p>
       <w:pPr>
         <w:pStyle w:val="Heading2"/>
@@ -9912,13 +10034,7 @@
         <w:t xml:space="preserve"> </w:t>
       </w:r>
       <w:r>
-        <w:t xml:space="preserve">a GitHub Actions CI workflow, and this report. Raw data is excluded from Git</w:t>
-      </w:r>
-      <w:r>
-        <w:t xml:space="preserve"> </w:t>
-      </w:r>
-      <w:r>
-        <w:t xml:space="preserve">throughout.</w:t>
+        <w:t xml:space="preserve">a GitHub Actions CI workflow, and this report.</w:t>
       </w:r>
     </w:p>
     <w:p>
@@ -9972,37 +10088,53 @@
           <w:b/>
           <w:bCs/>
         </w:rPr>
-        <w:t xml:space="preserve">Outstanding:</w:t>
-      </w:r>
-      <w:r>
-        <w:t xml:space="preserve"> </w:t>
-      </w:r>
-      <w:r>
-        <w:t xml:space="preserve">this project has not yet been published to a public GitHub</w:t>
-      </w:r>
-      <w:r>
-        <w:t xml:space="preserve"> </w:t>
-      </w:r>
-      <w:r>
-        <w:t xml:space="preserve">repository from this workspace. No public repository URL or public upload</w:t>
-      </w:r>
-      <w:r>
-        <w:t xml:space="preserve"> </w:t>
-      </w:r>
-      <w:r>
-        <w:t xml:space="preserve">has been established. Corrected local validation is complete, but final</w:t>
-      </w:r>
-      <w:r>
-        <w:t xml:space="preserve"> </w:t>
-      </w:r>
-      <w:r>
-        <w:t xml:space="preserve">instructor/content review and publication review</w:t>
-      </w:r>
-      <w:r>
-        <w:t xml:space="preserve"> </w:t>
-      </w:r>
-      <w:r>
-        <w:t xml:space="preserve">remain. Git installation via</w:t>
+        <w:t xml:space="preserve">Published repository:</w:t>
+      </w:r>
+      <w:r>
+        <w:t xml:space="preserve"> </w:t>
+      </w:r>
+      <w:hyperlink r:id="rId9">
+        <w:r>
+          <w:rPr>
+            <w:rStyle w:val="Hyperlink"/>
+          </w:rPr>
+          <w:t xml:space="preserve">https://github.com/iristacey/Heldpdesk_SLA_VolForecast_AIM_capstone</w:t>
+        </w:r>
+      </w:hyperlink>
+    </w:p>
+    <w:p>
+      <w:pPr>
+        <w:pStyle w:val="BodyText"/>
+      </w:pPr>
+      <w:r>
+        <w:rPr>
+          <w:b/>
+          <w:bCs/>
+        </w:rPr>
+        <w:t xml:space="preserve">Verified CI evidence:</w:t>
+      </w:r>
+      <w:r>
+        <w:t xml:space="preserve"> </w:t>
+      </w:r>
+      <w:hyperlink r:id="rId11">
+        <w:r>
+          <w:rPr>
+            <w:rStyle w:val="Hyperlink"/>
+          </w:rPr>
+          <w:t xml:space="preserve">run #10</w:t>
+        </w:r>
+      </w:hyperlink>
+      <w:r>
+        <w:t xml:space="preserve"> </w:t>
+      </w:r>
+      <w:r>
+        <w:t xml:space="preserve">completed successfully on 30 September 2026 UTC (1 October locally), for</w:t>
+      </w:r>
+      <w:r>
+        <w:t xml:space="preserve"> </w:t>
+      </w:r>
+      <w:r>
+        <w:t xml:space="preserve">commit</w:t>
       </w:r>
       <w:r>
         <w:t xml:space="preserve"> </w:t>
@@ -10011,19 +10143,13 @@
         <w:rPr>
           <w:rStyle w:val="VerbatimChar"/>
         </w:rPr>
-        <w:t xml:space="preserve">winget</w:t>
-      </w:r>
-      <w:r>
-        <w:t xml:space="preserve"> </w:t>
-      </w:r>
-      <w:r>
-        <w:t xml:space="preserve">was cancelled at the administrator</w:t>
-      </w:r>
-      <w:r>
-        <w:t xml:space="preserve"> </w:t>
-      </w:r>
-      <w:r>
-        <w:t xml:space="preserve">prompt; no</w:t>
+        <w:t xml:space="preserve">f02b76854f8d27fed5d37b92ed032d6362088399</w:t>
+      </w:r>
+      <w:r>
+        <w:t xml:space="preserve"> </w:t>
+      </w:r>
+      <w:r>
+        <w:t xml:space="preserve">on</w:t>
       </w:r>
       <w:r>
         <w:t xml:space="preserve"> </w:t>
@@ -10032,22 +10158,82 @@
         <w:rPr>
           <w:rStyle w:val="VerbatimChar"/>
         </w:rPr>
-        <w:t xml:space="preserve">.git</w:t>
-      </w:r>
-      <w:r>
-        <w:t xml:space="preserve">, remote or publication was created. No Docker CLI is</w:t>
-      </w:r>
-      <w:r>
-        <w:t xml:space="preserve"> </w:t>
-      </w:r>
-      <w:r>
-        <w:t xml:space="preserve">available, so container execution is unverified. Neither Git readiness</w:t>
-      </w:r>
-      <w:r>
-        <w:t xml:space="preserve"> </w:t>
-      </w:r>
-      <w:r>
-        <w:t xml:space="preserve">nor a GitHub Actions run is claimed.</w:t>
+        <w:t xml:space="preserve">master</w:t>
+      </w:r>
+      <w:r>
+        <w:t xml:space="preserve">.</w:t>
+      </w:r>
+      <w:r>
+        <w:t xml:space="preserve"> </w:t>
+      </w:r>
+      <w:r>
+        <w:t xml:space="preserve">The Python job passed 44 tests with 8 skipped; the Docker job built the</w:t>
+      </w:r>
+      <w:r>
+        <w:t xml:space="preserve"> </w:t>
+      </w:r>
+      <w:r>
+        <w:t xml:space="preserve">lightweight image and passed 33 tests with 19 skipped. Both discovered</w:t>
+      </w:r>
+      <w:r>
+        <w:t xml:space="preserve"> </w:t>
+      </w:r>
+      <w:r>
+        <w:t xml:space="preserve">52 tests and reported no failures. This evidence applies to that commit;</w:t>
+      </w:r>
+      <w:r>
+        <w:t xml:space="preserve"> </w:t>
+      </w:r>
+      <w:r>
+        <w:t xml:space="preserve">later uploads should be checked against their own Actions runs.</w:t>
+      </w:r>
+    </w:p>
+    <w:p>
+      <w:pPr>
+        <w:pStyle w:val="BodyText"/>
+      </w:pPr>
+      <w:r>
+        <w:rPr>
+          <w:b/>
+          <w:bCs/>
+        </w:rPr>
+        <w:t xml:space="preserve">Remaining scope:</w:t>
+      </w:r>
+      <w:r>
+        <w:t xml:space="preserve"> </w:t>
+      </w:r>
+      <w:r>
+        <w:t xml:space="preserve">full-analysis reproduction in a fresh dependency</w:t>
+      </w:r>
+      <w:r>
+        <w:t xml:space="preserve"> </w:t>
+      </w:r>
+      <w:r>
+        <w:t xml:space="preserve">environment, the full Docker analysis target, containerized API serving,</w:t>
+      </w:r>
+      <w:r>
+        <w:t xml:space="preserve"> </w:t>
+      </w:r>
+      <w:r>
+        <w:t xml:space="preserve">current-data evaluation and instructor approval are not established.</w:t>
+      </w:r>
+      <w:r>
+        <w:t xml:space="preserve"> </w:t>
+      </w:r>
+      <w:r>
+        <w:t xml:space="preserve">No local Docker installation is claimed; the successful container run</w:t>
+      </w:r>
+      <w:r>
+        <w:t xml:space="preserve"> </w:t>
+      </w:r>
+      <w:r>
+        <w:t xml:space="preserve">occurred on GitHub's runner. This corrected report and its refreshed</w:t>
+      </w:r>
+      <w:r>
+        <w:t xml:space="preserve"> </w:t>
+      </w:r>
+      <w:r>
+        <w:t xml:space="preserve">exports must be uploaded to replace the previous published report versions.</w:t>
       </w:r>
     </w:p>
     <w:p>
@@ -10057,8 +10243,8 @@
         </w:pict>
       </w:r>
     </w:p>
-    <w:bookmarkEnd w:id="36"/>
-    <w:bookmarkStart w:id="38" w:name="_fab4691e74045f186be82d520627971610f453f"/>
+    <w:bookmarkEnd w:id="39"/>
+    <w:bookmarkStart w:id="41" w:name="_fab4691e74045f186be82d520627971610f453f"/>
     <w:p>
       <w:pPr>
         <w:pStyle w:val="Heading2"/>
@@ -10255,7 +10441,7 @@
         <w:t xml:space="preserve"> </w:t>
       </w:r>
       <w:r>
-        <w:t xml:space="preserve">stated, inherited assumption throughout this report rather than</w:t>
+        <w:t xml:space="preserve">stated analytical assumption throughout this report rather than</w:t>
       </w:r>
       <w:r>
         <w:t xml:space="preserve"> </w:t>
@@ -10456,7 +10642,7 @@
         <w:t xml:space="preserve">anywhere in this report, the notebooks, or the decks.</w:t>
       </w:r>
     </w:p>
-    <w:bookmarkStart w:id="37" w:name="_61d25af028608a00d13bbb236a2a4b4146e415c"/>
+    <w:bookmarkStart w:id="40" w:name="_61d25af028608a00d13bbb236a2a4b4146e415c"/>
     <w:p>
       <w:pPr>
         <w:pStyle w:val="Heading3"/>
@@ -10592,9 +10778,9 @@
         </w:pict>
       </w:r>
     </w:p>
-    <w:bookmarkEnd w:id="37"/>
-    <w:bookmarkEnd w:id="38"/>
-    <w:bookmarkStart w:id="39" w:name="_b886b9e110141aab638a6624a33847f233b3a18"/>
+    <w:bookmarkEnd w:id="40"/>
+    <w:bookmarkEnd w:id="41"/>
+    <w:bookmarkStart w:id="42" w:name="_b886b9e110141aab638a6624a33847f233b3a18"/>
     <w:p>
       <w:pPr>
         <w:pStyle w:val="Heading2"/>
@@ -10650,25 +10836,25 @@
         <w:t xml:space="preserve"> </w:t>
       </w:r>
       <w:r>
-        <w:t xml:space="preserve">override validation-only selection. All eight notebooks executed and 39</w:t>
-      </w:r>
-      <w:r>
-        <w:t xml:space="preserve"> </w:t>
-      </w:r>
-      <w:r>
-        <w:t xml:space="preserve">tests passed in the clean local submission copy using the existing</w:t>
-      </w:r>
-      <w:r>
-        <w:t xml:space="preserve"> </w:t>
-      </w:r>
-      <w:r>
-        <w:rPr>
-          <w:rStyle w:val="VerbatimChar"/>
-        </w:rPr>
-        <w:t xml:space="preserve">.venv</w:t>
-      </w:r>
-      <w:r>
-        <w:t xml:space="preserve">;</w:t>
+        <w:t xml:space="preserve">override validation-only selection. All eight notebooks executed, the earlier</w:t>
+      </w:r>
+      <w:r>
+        <w:t xml:space="preserve"> </w:t>
+      </w:r>
+      <w:r>
+        <w:t xml:space="preserve">clean local submission copy passed 39 tests, and the expanded local suite</w:t>
+      </w:r>
+      <w:r>
+        <w:t xml:space="preserve"> </w:t>
+      </w:r>
+      <w:r>
+        <w:t xml:space="preserve">passed 52 without skips. Both lightweight GitHub Actions jobs also passed,</w:t>
+      </w:r>
+      <w:r>
+        <w:t xml:space="preserve"> </w:t>
+      </w:r>
+      <w:r>
+        <w:t xml:space="preserve">with their skips disclosed in §9;</w:t>
       </w:r>
       <w:r>
         <w:t xml:space="preserve"> </w:t>
@@ -10755,13 +10941,19 @@
         <w:t xml:space="preserve"> </w:t>
       </w:r>
       <w:r>
-        <w:t xml:space="preserve">contents and obtain visual/instructor review before submission. Public</w:t>
-      </w:r>
-      <w:r>
-        <w:t xml:space="preserve"> </w:t>
-      </w:r>
-      <w:r>
-        <w:t xml:space="preserve">repository publication is not complete (§9).</w:t>
+        <w:t xml:space="preserve">contents and obtain visual/instructor review before submission. Upload</w:t>
+      </w:r>
+      <w:r>
+        <w:t xml:space="preserve"> </w:t>
+      </w:r>
+      <w:r>
+        <w:t xml:space="preserve">this corrected report and its exports to the published repository,</w:t>
+      </w:r>
+      <w:r>
+        <w:t xml:space="preserve"> </w:t>
+      </w:r>
+      <w:r>
+        <w:t xml:space="preserve">then confirm the new commit's CI result (§9).</w:t>
       </w:r>
     </w:p>
     <w:p>
@@ -10803,19 +10995,25 @@
         <w:t xml:space="preserve"> </w:t>
       </w:r>
       <w:r>
-        <w:t xml:space="preserve">prototype and retrospective SLA-reference analysis, with all 39 tests</w:t>
-      </w:r>
-      <w:r>
-        <w:t xml:space="preserve"> </w:t>
-      </w:r>
-      <w:r>
-        <w:t xml:space="preserve">passing in the clean local submission copy using the existing environment.</w:t>
-      </w:r>
-      <w:r>
-        <w:t xml:space="preserve"> </w:t>
-      </w:r>
-      <w:r>
-        <w:t xml:space="preserve">Publication and instructor review are not complete; final exports have been regenerated.</w:t>
+        <w:t xml:space="preserve">prototype and retrospective SLA-reference analysis, with 52 passing tests</w:t>
+      </w:r>
+      <w:r>
+        <w:t xml:space="preserve"> </w:t>
+      </w:r>
+      <w:r>
+        <w:t xml:space="preserve">in the expanded local suite and a public repository with successful</w:t>
+      </w:r>
+      <w:r>
+        <w:t xml:space="preserve"> </w:t>
+      </w:r>
+      <w:r>
+        <w:t xml:space="preserve">lightweight Python/Docker CI. Instructor review and full fresh-environment</w:t>
+      </w:r>
+      <w:r>
+        <w:t xml:space="preserve"> </w:t>
+      </w:r>
+      <w:r>
+        <w:t xml:space="preserve">analysis reproduction remain outstanding; final exports have been regenerated.</w:t>
       </w:r>
       <w:r>
         <w:t xml:space="preserve"> </w:t>
@@ -10837,8 +11035,8 @@
         </w:pict>
       </w:r>
     </w:p>
-    <w:bookmarkEnd w:id="39"/>
-    <w:bookmarkStart w:id="41" w:name="_c52c8ce62055916f7040a4670fe32df259610c0"/>
+    <w:bookmarkEnd w:id="42"/>
+    <w:bookmarkStart w:id="44" w:name="_c52c8ce62055916f7040a4670fe32df259610c0"/>
     <w:p>
       <w:pPr>
         <w:pStyle w:val="Heading2"/>
@@ -10882,7 +11080,13 @@
         <w:t xml:space="preserve"> </w:t>
       </w:r>
       <w:r>
-        <w:t xml:space="preserve">mirror-license resolution, instructor review and publication remain separate.</w:t>
+        <w:t xml:space="preserve">mirror-license resolution and instructor review remain separate. The</w:t>
+      </w:r>
+      <w:r>
+        <w:t xml:space="preserve"> </w:t>
+      </w:r>
+      <w:r>
+        <w:t xml:space="preserve">publication/CI entries below reflect verified run #10, not instructor grading.</w:t>
       </w:r>
     </w:p>
     <w:tbl>
@@ -11104,7 +11308,7 @@
               <w:pStyle w:val="Compact"/>
             </w:pPr>
             <w:r>
-              <w:t xml:space="preserve">Corrected four-candidate comparisons, intervals/tuning, persisted primary ETS, MLflow and API checks; eight notebooks executed and 39 tests passed in a clean local submission copy using the existing environment.</w:t>
+              <w:t xml:space="preserve">Corrected four-candidate comparisons, intervals/tuning, primary ETS, MLflow and local API checks; eight notebooks executed locally, 52 local tests passed, and lightweight Python/Docker CI passed with skips.</w:t>
             </w:r>
           </w:p>
         </w:tc>
@@ -11125,7 +11329,7 @@
               <w:t xml:space="preserve"> </w:t>
             </w:r>
             <w:r>
-              <w:t xml:space="preserve">XGBoost selected at 7 days; ETS at 30 days. Tuning ties baseline, not an improvement or general optimum. No current-data validation; not a Git clone or Docker/cloud CI run.</w:t>
+              <w:t xml:space="preserve">XGBoost selected at 7 days; ETS at 30 days. No current-data validation or full-analysis reproduction in a fresh environment is established.</w:t>
             </w:r>
           </w:p>
         </w:tc>
@@ -11251,7 +11455,7 @@
               <w:pStyle w:val="Compact"/>
             </w:pPr>
             <w:r>
-              <w:t xml:space="preserve">Local organization, notebooks, configuration, pipeline, tests, Docker/CI definitions, setup guide, POC and report; raw data excluded.</w:t>
+              <w:t xml:space="preserve">Public repository with notebooks, source, configuration, deliverables, tests and successful Python/Docker CI run #10; raw data excluded.</w:t>
             </w:r>
           </w:p>
         </w:tc>
@@ -11266,13 +11470,13 @@
                 <w:b/>
                 <w:bCs/>
               </w:rPr>
-              <w:t xml:space="preserve">Not met; not published.</w:t>
+              <w:t xml:space="preserve">Published; lightweight CI verified.</w:t>
             </w:r>
             <w:r>
               <w:t xml:space="preserve"> </w:t>
             </w:r>
             <w:r>
-              <w:t xml:space="preserve">No public URL/upload. Git installation cancelled at admin prompt; Git readiness, content/license-label review and publication remain open.</w:t>
+              <w:t xml:space="preserve">Upload these refreshed report files and check the resulting run. Profile quality and marks remain subject to instructor assessment; publication is not automatic full credit.</w:t>
             </w:r>
           </w:p>
         </w:tc>
@@ -11327,7 +11531,7 @@
         </w:tc>
       </w:tr>
     </w:tbl>
-    <w:bookmarkStart w:id="40" w:name="_8616efc950b9ce9d97c63c522d9df28a383153b"/>
+    <w:bookmarkStart w:id="43" w:name="_8616efc950b9ce9d97c63c522d9df28a383153b"/>
     <w:p>
       <w:pPr>
         <w:pStyle w:val="Heading3"/>
@@ -11459,9 +11663,9 @@
         </w:pict>
       </w:r>
     </w:p>
-    <w:bookmarkEnd w:id="40"/>
-    <w:bookmarkEnd w:id="41"/>
-    <w:bookmarkStart w:id="43" w:name="_6ed89b685c837ab9f19d1f809cd86500ae1ba0f"/>
+    <w:bookmarkEnd w:id="43"/>
+    <w:bookmarkEnd w:id="44"/>
+    <w:bookmarkStart w:id="46" w:name="_6ed89b685c837ab9f19d1f809cd86500ae1ba0f"/>
     <w:p>
       <w:pPr>
         <w:pStyle w:val="Heading2"/>
@@ -11480,7 +11684,7 @@
       <w:r>
         <w:t xml:space="preserve"> </w:t>
       </w:r>
-      <w:hyperlink r:id="rId12">
+      <w:hyperlink r:id="rId15">
         <w:r>
           <w:rPr>
             <w:rStyle w:val="Hyperlink"/>
@@ -11571,7 +11775,7 @@
       <w:r>
         <w:t xml:space="preserve"> </w:t>
       </w:r>
-      <w:hyperlink r:id="rId13">
+      <w:hyperlink r:id="rId16">
         <w:r>
           <w:rPr>
             <w:rStyle w:val="Hyperlink"/>
@@ -11624,7 +11828,7 @@
       <w:r>
         <w:t xml:space="preserve"> </w:t>
       </w:r>
-      <w:hyperlink r:id="rId42">
+      <w:hyperlink r:id="rId45">
         <w:r>
           <w:rPr>
             <w:rStyle w:val="Hyperlink"/>
@@ -11651,8 +11855,8 @@
         <w:t xml:space="preserve">privacy remain distinct questions; no raw-data publication is undertaken.</w:t>
       </w:r>
     </w:p>
-    <w:bookmarkEnd w:id="43"/>
-    <w:bookmarkEnd w:id="44"/>
+    <w:bookmarkEnd w:id="46"/>
+    <w:bookmarkEnd w:id="47"/>
     <w:sectPr>
       <w:footnotePr>
         <w:numRestart w:val="eachSect"/>

--- a/output/issue_helpdesk/reports/final_capstone_report.docx
+++ b/output/issue_helpdesk/reports/final_capstone_report.docx
@@ -2,7 +2,7 @@
 <file path=word/document.xml><?xml version="1.0" encoding="utf-8"?>
 <w:document xmlns:w="http://schemas.openxmlformats.org/wordprocessingml/2006/main" xmlns:m="http://schemas.openxmlformats.org/officeDocument/2006/math" xmlns:r="http://schemas.openxmlformats.org/officeDocument/2006/relationships" xmlns:o="urn:schemas-microsoft-com:office:office" xmlns:v="urn:schemas-microsoft-com:vml" xmlns:w10="urn:schemas-microsoft-com:office:word" xmlns:a="http://schemas.openxmlformats.org/drawingml/2006/main" xmlns:pic="http://schemas.openxmlformats.org/drawingml/2006/picture" xmlns:wp="http://schemas.openxmlformats.org/drawingml/2006/wordprocessingDrawing">
   <w:body>
-    <w:bookmarkStart w:id="47" w:name="_49ca9818436189fe3fb741eab791113268dafd9"/>
+    <w:bookmarkStart w:id="46" w:name="_49ca9818436189fe3fb741eab791113268dafd9"/>
     <w:p>
       <w:pPr>
         <w:pStyle w:val="Heading1"/>
@@ -11,7 +11,7 @@
         <w:t xml:space="preserve">Final Capstone Report</w:t>
       </w:r>
     </w:p>
-    <w:bookmarkStart w:id="12" w:name="_7a26b5a63f75761bfb29a421b168fbe09d26b65"/>
+    <w:bookmarkStart w:id="11" w:name="_7a26b5a63f75761bfb29a421b168fbe09d26b65"/>
     <w:p>
       <w:pPr>
         <w:pStyle w:val="Heading2"/>
@@ -117,13 +117,13 @@
         <w:t xml:space="preserve"> </w:t>
       </w:r>
       <w:r>
-        <w:t xml:space="preserve">Run #10 and its detailed pass/skip counts below are historical evidence from the</w:t>
-      </w:r>
-      <w:r>
-        <w:t xml:space="preserve"> </w:t>
-      </w:r>
-      <w:r>
-        <w:t xml:space="preserve">previous repository. They must not be attributed to the new repository or this</w:t>
+        <w:t xml:space="preserve">Run #10 was historical evidence from the</w:t>
+      </w:r>
+      <w:r>
+        <w:t xml:space="preserve"> </w:t>
+      </w:r>
+      <w:r>
+        <w:t xml:space="preserve">previous repository. It must not be attributed to the new repository or this</w:t>
       </w:r>
       <w:r>
         <w:t xml:space="preserve"> </w:t>
@@ -326,19 +326,19 @@
       <w:r>
         <w:t xml:space="preserve"> </w:t>
       </w:r>
-      <w:hyperlink r:id="rId11">
+      <w:hyperlink r:id="rId10">
         <w:r>
           <w:rPr>
             <w:rStyle w:val="Hyperlink"/>
           </w:rPr>
-          <w:t xml:space="preserve">Verified CI run #10</w:t>
+          <w:t xml:space="preserve">New-repository run #2</w:t>
         </w:r>
       </w:hyperlink>
       <w:r>
         <w:t xml:space="preserve"> </w:t>
       </w:r>
       <w:r>
-        <w:t xml:space="preserve">passed both jobs at commit</w:t>
+        <w:t xml:space="preserve">passed at commit</w:t>
       </w:r>
       <w:r>
         <w:t xml:space="preserve"> </w:t>
@@ -347,22 +347,10 @@
         <w:rPr>
           <w:rStyle w:val="VerbatimChar"/>
         </w:rPr>
-        <w:t xml:space="preserve">f02b76854f8d27fed5d37b92ed032d6362088399</w:t>
-      </w:r>
-      <w:r>
-        <w:t xml:space="preserve">:</w:t>
-      </w:r>
-      <w:r>
-        <w:t xml:space="preserve"> </w:t>
-      </w:r>
-      <w:r>
-        <w:t xml:space="preserve">Python discovered 52 tests, with 44 passing and 8 skipped; the Docker</w:t>
-      </w:r>
-      <w:r>
-        <w:t xml:space="preserve"> </w:t>
-      </w:r>
-      <w:r>
-        <w:t xml:space="preserve">test image discovered 52, with 33 passing and 19 skipped.</w:t>
+        <w:t xml:space="preserve">744b0770a5426dbee5be86a657aed44127057d75</w:t>
+      </w:r>
+      <w:r>
+        <w:t xml:space="preserve">, before this synchronized update.</w:t>
       </w:r>
       <w:r>
         <w:t xml:space="preserve"> </w:t>
@@ -502,8 +490,8 @@
         </w:pict>
       </w:r>
     </w:p>
-    <w:bookmarkEnd w:id="12"/>
-    <w:bookmarkStart w:id="13" w:name="_24178e17815d7ed05207769f6e2fdf5de730a75"/>
+    <w:bookmarkEnd w:id="11"/>
+    <w:bookmarkStart w:id="12" w:name="_24178e17815d7ed05207769f6e2fdf5de730a75"/>
     <w:p>
       <w:pPr>
         <w:pStyle w:val="Heading2"/>
@@ -621,6 +609,66 @@
     <w:p>
       <w:pPr>
         <w:pStyle w:val="FirstParagraph"/>
+      </w:pPr>
+      <w:r>
+        <w:rPr>
+          <w:b/>
+          <w:bCs/>
+        </w:rPr>
+        <w:t xml:space="preserve">Intended audience:</w:t>
+      </w:r>
+      <w:r>
+        <w:t xml:space="preserve"> </w:t>
+      </w:r>
+      <w:r>
+        <w:t xml:space="preserve">service managers and workforce/capacity planners,</w:t>
+      </w:r>
+      <w:r>
+        <w:t xml:space="preserve"> </w:t>
+      </w:r>
+      <w:r>
+        <w:t xml:space="preserve">supported by technical reviewers who need traceable data preparation, model</w:t>
+      </w:r>
+      <w:r>
+        <w:t xml:space="preserve"> </w:t>
+      </w:r>
+      <w:r>
+        <w:t xml:space="preserve">comparisons and limitations. Forecasting helps in identifying staffing</w:t>
+      </w:r>
+      <w:r>
+        <w:t xml:space="preserve"> </w:t>
+      </w:r>
+      <w:r>
+        <w:t xml:space="preserve">requirements to address volume and demand, and retrospective review of</w:t>
+      </w:r>
+      <w:r>
+        <w:t xml:space="preserve"> </w:t>
+      </w:r>
+      <w:r>
+        <w:t xml:space="preserve">performance surfaces opportunities to improve service based on SLA</w:t>
+      </w:r>
+      <w:r>
+        <w:t xml:space="preserve"> </w:t>
+      </w:r>
+      <w:r>
+        <w:t xml:space="preserve">attainment. The project demonstrates an analytical workflow; it does not</w:t>
+      </w:r>
+      <w:r>
+        <w:t xml:space="preserve"> </w:t>
+      </w:r>
+      <w:r>
+        <w:t xml:space="preserve">demonstrate that using its forecasts improves staffing costs or service</w:t>
+      </w:r>
+      <w:r>
+        <w:t xml:space="preserve"> </w:t>
+      </w:r>
+      <w:r>
+        <w:t xml:space="preserve">outcomes.</w:t>
+      </w:r>
+    </w:p>
+    <w:p>
+      <w:pPr>
+        <w:pStyle w:val="BodyText"/>
       </w:pPr>
       <w:r>
         <w:t xml:space="preserve">The retrospective cohort (16,735 eligible resolved tickets) met its</w:t>
@@ -898,8 +946,8 @@
         </w:pict>
       </w:r>
     </w:p>
-    <w:bookmarkEnd w:id="13"/>
-    <w:bookmarkStart w:id="14" w:name="_004f29edb8d0fdd609a129de283ebfb8380b229"/>
+    <w:bookmarkEnd w:id="12"/>
+    <w:bookmarkStart w:id="13" w:name="_004f29edb8d0fdd609a129de283ebfb8380b229"/>
     <w:p>
       <w:pPr>
         <w:pStyle w:val="Heading2"/>
@@ -1325,8 +1373,8 @@
         </w:pict>
       </w:r>
     </w:p>
-    <w:bookmarkEnd w:id="14"/>
-    <w:bookmarkStart w:id="19" w:name="_c723b0e4ae95b6cddaf1c92d9af2f1cd820f062"/>
+    <w:bookmarkEnd w:id="13"/>
+    <w:bookmarkStart w:id="18" w:name="_c723b0e4ae95b6cddaf1c92d9af2f1cd820f062"/>
     <w:p>
       <w:pPr>
         <w:pStyle w:val="Heading2"/>
@@ -1349,7 +1397,7 @@
       <w:r>
         <w:t xml:space="preserve"> </w:t>
       </w:r>
-      <w:hyperlink r:id="rId15">
+      <w:hyperlink r:id="rId14">
         <w:r>
           <w:rPr>
             <w:rStyle w:val="Hyperlink"/>
@@ -1435,7 +1483,7 @@
       <w:r>
         <w:t xml:space="preserve"> </w:t>
       </w:r>
-      <w:hyperlink r:id="rId16">
+      <w:hyperlink r:id="rId15">
         <w:r>
           <w:rPr>
             <w:rStyle w:val="Hyperlink"/>
@@ -1534,7 +1582,7 @@
       <w:r>
         <w:t xml:space="preserve"> </w:t>
       </w:r>
-      <w:hyperlink r:id="rId17">
+      <w:hyperlink r:id="rId16">
         <w:r>
           <w:rPr>
             <w:rStyle w:val="Hyperlink"/>
@@ -1825,7 +1873,7 @@
         <w:t xml:space="preserve">full-row duplicates were found; issue IDs are unique.</w:t>
       </w:r>
     </w:p>
-    <w:bookmarkStart w:id="18" w:name="_23807b63180f86cee44e281bf1796e890f0ea89"/>
+    <w:bookmarkStart w:id="17" w:name="_23807b63180f86cee44e281bf1796e890f0ea89"/>
     <w:p>
       <w:pPr>
         <w:pStyle w:val="Heading3"/>
@@ -2837,9 +2885,9 @@
         </w:pict>
       </w:r>
     </w:p>
+    <w:bookmarkEnd w:id="17"/>
     <w:bookmarkEnd w:id="18"/>
-    <w:bookmarkEnd w:id="19"/>
-    <w:bookmarkStart w:id="24" w:name="_a6fc5fc5c964ef7844fd8969217a68e8e6a784b"/>
+    <w:bookmarkStart w:id="23" w:name="_a6fc5fc5c964ef7844fd8969217a68e8e6a784b"/>
     <w:p>
       <w:pPr>
         <w:pStyle w:val="Heading2"/>
@@ -3170,7 +3218,7 @@
         <w:t xml:space="preserve">zero to 88.</w:t>
       </w:r>
     </w:p>
-    <w:bookmarkStart w:id="22" w:name="_eef64721fd8d6ae13c0855d1ad97a2680d669a0"/>
+    <w:bookmarkStart w:id="21" w:name="_eef64721fd8d6ae13c0855d1ad97a2680d669a0"/>
     <w:p>
       <w:pPr>
         <w:pStyle w:val="Heading3"/>
@@ -3189,7 +3237,7 @@
       <w:r>
         <w:t xml:space="preserve"> </w:t>
       </w:r>
-      <w:hyperlink r:id="rId20">
+      <w:hyperlink r:id="rId19">
         <w:r>
           <w:rPr>
             <w:rStyle w:val="Hyperlink"/>
@@ -3206,7 +3254,7 @@
       <w:r>
         <w:t xml:space="preserve"> </w:t>
       </w:r>
-      <w:hyperlink r:id="rId21">
+      <w:hyperlink r:id="rId20">
         <w:r>
           <w:rPr>
             <w:rStyle w:val="Hyperlink"/>
@@ -3580,8 +3628,8 @@
         <w:t xml:space="preserve">after Notebook 03.</w:t>
       </w:r>
     </w:p>
-    <w:bookmarkEnd w:id="22"/>
-    <w:bookmarkStart w:id="23" w:name="_812133d397b65a5cfe2f3a788d417937af689a0"/>
+    <w:bookmarkEnd w:id="21"/>
+    <w:bookmarkStart w:id="22" w:name="_812133d397b65a5cfe2f3a788d417937af689a0"/>
     <w:p>
       <w:pPr>
         <w:pStyle w:val="Heading3"/>
@@ -4158,9 +4206,9 @@
         </w:pict>
       </w:r>
     </w:p>
+    <w:bookmarkEnd w:id="22"/>
     <w:bookmarkEnd w:id="23"/>
-    <w:bookmarkEnd w:id="24"/>
-    <w:bookmarkStart w:id="25" w:name="_ce857ebec00d3e632109e95a9df1eccd0fd403b"/>
+    <w:bookmarkStart w:id="24" w:name="_ce857ebec00d3e632109e95a9df1eccd0fd403b"/>
     <w:p>
       <w:pPr>
         <w:pStyle w:val="Heading2"/>
@@ -5752,14 +5800,14 @@
         </w:pict>
       </w:r>
     </w:p>
-    <w:bookmarkEnd w:id="25"/>
-    <w:bookmarkStart w:id="29" w:name="_60f3084e3ca91c2a44e1b2bcaa409965da39007"/>
+    <w:bookmarkEnd w:id="24"/>
+    <w:bookmarkStart w:id="28" w:name="_69f8cd5a1279a79da95c788a7df85b9a47c915a"/>
     <w:p>
       <w:pPr>
         <w:pStyle w:val="Heading2"/>
       </w:pPr>
       <w:r>
-        <w:t xml:space="preserve">5. Critical thinking, ethical AI, and bias auditing</w:t>
+        <w:t xml:space="preserve">5. Critical thinking, ethical AI, and bias auditing (Bias &amp; Fairness Analysis)</w:t>
       </w:r>
     </w:p>
     <w:p>
@@ -5861,18 +5909,227 @@
         <w:t xml:space="preserve"> </w:t>
       </w:r>
       <w:r>
-        <w:t xml:space="preserve">real-world demand drivers.</w:t>
-      </w:r>
-    </w:p>
-    <w:p>
-      <w:pPr>
-        <w:pStyle w:val="BodyText"/>
-      </w:pPr>
+        <w:t xml:space="preserve">real-world demand drivers. The same notebook also computes</w:t>
+      </w:r>
+      <w:r>
+        <w:t xml:space="preserve"> </w:t>
+      </w:r>
       <w:r>
         <w:rPr>
           <w:b/>
           <w:bCs/>
         </w:rPr>
+        <w:t xml:space="preserve">partial</w:t>
+      </w:r>
+      <w:r>
+        <w:rPr>
+          <w:b/>
+          <w:bCs/>
+        </w:rPr>
+        <w:t xml:space="preserve"> </w:t>
+      </w:r>
+      <w:r>
+        <w:rPr>
+          <w:b/>
+          <w:bCs/>
+        </w:rPr>
+        <w:t xml:space="preserve">dependence (PDP)</w:t>
+      </w:r>
+      <w:r>
+        <w:t xml:space="preserve"> </w:t>
+      </w:r>
+      <w:r>
+        <w:t xml:space="preserve">for the top three SHAP features (the average marginal</w:t>
+      </w:r>
+      <w:r>
+        <w:t xml:space="preserve"> </w:t>
+      </w:r>
+      <w:r>
+        <w:t xml:space="preserve">effect on predicted tickets),</w:t>
+      </w:r>
+      <w:r>
+        <w:t xml:space="preserve"> </w:t>
+      </w:r>
+      <w:r>
+        <w:rPr>
+          <w:b/>
+          <w:bCs/>
+        </w:rPr>
+        <w:t xml:space="preserve">individual conditional expectation (ICE)</w:t>
+      </w:r>
+      <w:r>
+        <w:t xml:space="preserve"> </w:t>
+      </w:r>
+      <w:r>
+        <w:t xml:space="preserve">curves for the single top feature (one line per validation day, so</w:t>
+      </w:r>
+      <w:r>
+        <w:t xml:space="preserve"> </w:t>
+      </w:r>
+      <w:r>
+        <w:t xml:space="preserve">feature-interaction effects an average PDP line would mask are visible as</w:t>
+      </w:r>
+      <w:r>
+        <w:t xml:space="preserve"> </w:t>
+      </w:r>
+      <w:r>
+        <w:t xml:space="preserve">crossing/diverging lines), and one</w:t>
+      </w:r>
+      <w:r>
+        <w:t xml:space="preserve"> </w:t>
+      </w:r>
+      <w:r>
+        <w:rPr>
+          <w:b/>
+          <w:bCs/>
+        </w:rPr>
+        <w:t xml:space="preserve">LIME</w:t>
+      </w:r>
+      <w:r>
+        <w:t xml:space="preserve"> </w:t>
+      </w:r>
+      <w:r>
+        <w:t xml:space="preserve">local explanation for a</w:t>
+      </w:r>
+      <w:r>
+        <w:t xml:space="preserve"> </w:t>
+      </w:r>
+      <w:r>
+        <w:t xml:space="preserve">representative validation-day forecast. All four methods explain the same</w:t>
+      </w:r>
+      <w:r>
+        <w:t xml:space="preserve"> </w:t>
+      </w:r>
+      <w:r>
+        <w:t xml:space="preserve">pre-validation XGBoost challenger fit only.</w:t>
+      </w:r>
+    </w:p>
+    <w:p>
+      <w:pPr>
+        <w:pStyle w:val="BodyText"/>
+      </w:pPr>
+      <w:r>
+        <w:rPr>
+          <w:b/>
+          <w:bCs/>
+        </w:rPr>
+        <w:t xml:space="preserve">Overfitting and class imbalance.</w:t>
+      </w:r>
+      <w:r>
+        <w:t xml:space="preserve"> </w:t>
+      </w:r>
+      <w:r>
+        <w:t xml:space="preserve">Overfitting risk is controlled</w:t>
+      </w:r>
+      <w:r>
+        <w:t xml:space="preserve"> </w:t>
+      </w:r>
+      <w:r>
+        <w:t xml:space="preserve">structurally rather than diagnosed by a single statistic: every model is</w:t>
+      </w:r>
+      <w:r>
+        <w:t xml:space="preserve"> </w:t>
+      </w:r>
+      <w:r>
+        <w:t xml:space="preserve">fit on pre-validation history only and scored out-of-sample on</w:t>
+      </w:r>
+      <w:r>
+        <w:t xml:space="preserve"> </w:t>
+      </w:r>
+      <w:r>
+        <w:t xml:space="preserve">validation/test dates it never saw, and the bounded hyperparameter</w:t>
+      </w:r>
+      <w:r>
+        <w:t xml:space="preserve"> </w:t>
+      </w:r>
+      <w:r>
+        <w:t xml:space="preserve">sensitivity/tuning search re-validates any candidate configuration against</w:t>
+      </w:r>
+      <w:r>
+        <w:t xml:space="preserve"> </w:t>
+      </w:r>
+      <w:r>
+        <w:t xml:space="preserve">the honest rolling-origin backtest (not just the cheap one-step proxy)</w:t>
+      </w:r>
+      <w:r>
+        <w:t xml:space="preserve"> </w:t>
+      </w:r>
+      <w:r>
+        <w:t xml:space="preserve">before it could be adopted. Class imbalance does not apply in the</w:t>
+      </w:r>
+      <w:r>
+        <w:t xml:space="preserve"> </w:t>
+      </w:r>
+      <w:r>
+        <w:t xml:space="preserve">classification sense: the volume forecast is a continuous daily-count</w:t>
+      </w:r>
+      <w:r>
+        <w:t xml:space="preserve"> </w:t>
+      </w:r>
+      <w:r>
+        <w:t xml:space="preserve">regression and the SLA retrospective is a descriptive attainment-rate</w:t>
+      </w:r>
+      <w:r>
+        <w:t xml:space="preserve"> </w:t>
+      </w:r>
+      <w:r>
+        <w:t xml:space="preserve">comparison, not a trained classifier, so neither has class labels to be</w:t>
+      </w:r>
+      <w:r>
+        <w:t xml:space="preserve"> </w:t>
+      </w:r>
+      <w:r>
+        <w:t xml:space="preserve">imbalanced. The nearest analogue — small-sample instability in some</w:t>
+      </w:r>
+      <w:r>
+        <w:t xml:space="preserve"> </w:t>
+      </w:r>
+      <w:r>
+        <w:t xml:space="preserve">priority/project/year subgroups — is handled in Notebook 05 with Wilson</w:t>
+      </w:r>
+      <w:r>
+        <w:t xml:space="preserve"> </w:t>
+      </w:r>
+      <w:r>
+        <w:t xml:space="preserve">confidence intervals and an explicit</w:t>
+      </w:r>
+      <w:r>
+        <w:t xml:space="preserve"> </w:t>
+      </w:r>
+      <w:r>
+        <w:rPr>
+          <w:rStyle w:val="VerbatimChar"/>
+        </w:rPr>
+        <w:t xml:space="preserve">group_stability</w:t>
+      </w:r>
+      <w:r>
+        <w:t xml:space="preserve"> </w:t>
+      </w:r>
+      <w:r>
+        <w:t xml:space="preserve">flag rather than</w:t>
+      </w:r>
+      <w:r>
+        <w:t xml:space="preserve"> </w:t>
+      </w:r>
+      <w:r>
+        <w:t xml:space="preserve">imbalance-correction techniques such as resampling or class weighting,</w:t>
+      </w:r>
+      <w:r>
+        <w:t xml:space="preserve"> </w:t>
+      </w:r>
+      <w:r>
+        <w:t xml:space="preserve">which do not apply here.</w:t>
+      </w:r>
+    </w:p>
+    <w:p>
+      <w:pPr>
+        <w:pStyle w:val="BodyText"/>
+      </w:pPr>
+      <w:r>
+        <w:rPr>
+          <w:b/>
+          <w:bCs/>
+        </w:rPr>
         <w:t xml:space="preserve">Direct primary-model explanation:</w:t>
       </w:r>
       <w:r>
@@ -5884,7 +6141,7 @@
       <w:r>
         <w:t xml:space="preserve"> </w:t>
       </w:r>
-      <w:hyperlink r:id="rId26">
+      <w:hyperlink r:id="rId25">
         <w:r>
           <w:rPr>
             <w:rStyle w:val="Hyperlink"/>
@@ -5898,7 +6155,7 @@
       <w:r>
         <w:t xml:space="preserve"> </w:t>
       </w:r>
-      <w:hyperlink r:id="rId27">
+      <w:hyperlink r:id="rId26">
         <w:r>
           <w:rPr>
             <w:rStyle w:val="Hyperlink"/>
@@ -5915,7 +6172,7 @@
       <w:r>
         <w:t xml:space="preserve"> </w:t>
       </w:r>
-      <w:hyperlink r:id="rId28">
+      <w:hyperlink r:id="rId27">
         <w:r>
           <w:rPr>
             <w:rStyle w:val="Hyperlink"/>
@@ -6269,6 +6526,96 @@
           <w:b/>
           <w:bCs/>
         </w:rPr>
+        <w:t xml:space="preserve">On the standard mitigation toolkit:</w:t>
+      </w:r>
+      <w:r>
+        <w:t xml:space="preserve"> </w:t>
+      </w:r>
+      <w:r>
+        <w:t xml:space="preserve">reweighting, augmentation,</w:t>
+      </w:r>
+      <w:r>
+        <w:t xml:space="preserve"> </w:t>
+      </w:r>
+      <w:r>
+        <w:t xml:space="preserve">per-group thresholds, and post-processing are classification/</w:t>
+      </w:r>
+      <w:r>
+        <w:t xml:space="preserve"> </w:t>
+      </w:r>
+      <w:r>
+        <w:t xml:space="preserve">protected-attribute bias-correction techniques and are named here rather</w:t>
+      </w:r>
+      <w:r>
+        <w:t xml:space="preserve"> </w:t>
+      </w:r>
+      <w:r>
+        <w:t xml:space="preserve">than silently skipped. Reweighting and augmentation both require the</w:t>
+      </w:r>
+      <w:r>
+        <w:t xml:space="preserve"> </w:t>
+      </w:r>
+      <w:r>
+        <w:t xml:space="preserve">protected-group labels this source does not contain; threshold adjustment</w:t>
+      </w:r>
+      <w:r>
+        <w:t xml:space="preserve"> </w:t>
+      </w:r>
+      <w:r>
+        <w:t xml:space="preserve">and post-processing both presume a classifier making per-instance</w:t>
+      </w:r>
+      <w:r>
+        <w:t xml:space="preserve"> </w:t>
+      </w:r>
+      <w:r>
+        <w:t xml:space="preserve">accept/reject decisions, whereas the production artifact is a</w:t>
+      </w:r>
+      <w:r>
+        <w:t xml:space="preserve"> </w:t>
+      </w:r>
+      <w:r>
+        <w:t xml:space="preserve">continuous-valued daily-count regression forecast with no such decision</w:t>
+      </w:r>
+      <w:r>
+        <w:t xml:space="preserve"> </w:t>
+      </w:r>
+      <w:r>
+        <w:t xml:space="preserve">threshold. The substituted safeguards are the Wilson-interval</w:t>
+      </w:r>
+      <w:r>
+        <w:t xml:space="preserve"> </w:t>
+      </w:r>
+      <w:r>
+        <w:t xml:space="preserve">operational-group audit above, the recommendation to collect governed</w:t>
+      </w:r>
+      <w:r>
+        <w:t xml:space="preserve"> </w:t>
+      </w:r>
+      <w:r>
+        <w:t xml:space="preserve">protected-attribute data before any real fairness claim, and mandatory</w:t>
+      </w:r>
+      <w:r>
+        <w:t xml:space="preserve"> </w:t>
+      </w:r>
+      <w:r>
+        <w:t xml:space="preserve">human review of forecast-driven staffing decisions in place of automated</w:t>
+      </w:r>
+      <w:r>
+        <w:t xml:space="preserve"> </w:t>
+      </w:r>
+      <w:r>
+        <w:t xml:space="preserve">per-group correction.</w:t>
+      </w:r>
+    </w:p>
+    <w:p>
+      <w:pPr>
+        <w:pStyle w:val="BodyText"/>
+      </w:pPr>
+      <w:r>
+        <w:rPr>
+          <w:b/>
+          <w:bCs/>
+        </w:rPr>
         <w:t xml:space="preserve">Generative-AI scope decision:</w:t>
       </w:r>
       <w:r>
@@ -6321,8 +6668,8 @@
         </w:pict>
       </w:r>
     </w:p>
-    <w:bookmarkEnd w:id="29"/>
-    <w:bookmarkStart w:id="30" w:name="_251bf3dcb3803da3bb7eb7db138bc0f7b14955e"/>
+    <w:bookmarkEnd w:id="28"/>
+    <w:bookmarkStart w:id="29" w:name="_251bf3dcb3803da3bb7eb7db138bc0f7b14955e"/>
     <w:p>
       <w:pPr>
         <w:pStyle w:val="Heading2"/>
@@ -7527,368 +7874,368 @@
         </w:pict>
       </w:r>
     </w:p>
+    <w:bookmarkEnd w:id="29"/>
+    <w:bookmarkStart w:id="36" w:name="_05ecfb03157e5f48e2c89dd40e2034c0b4e9efc"/>
+    <w:p>
+      <w:pPr>
+        <w:pStyle w:val="Heading2"/>
+      </w:pPr>
+      <w:r>
+        <w:t xml:space="preserve">7. Reproducibility guide</w:t>
+      </w:r>
+    </w:p>
+    <w:p>
+      <w:pPr>
+        <w:pStyle w:val="FirstParagraph"/>
+      </w:pPr>
+      <w:r>
+        <w:t xml:space="preserve">This section is the single authoritative path to regenerate every number,</w:t>
+      </w:r>
+      <w:r>
+        <w:t xml:space="preserve"> </w:t>
+      </w:r>
+      <w:r>
+        <w:t xml:space="preserve">artifact, and endpoint in this report from a local source copy. It intentionally</w:t>
+      </w:r>
+      <w:r>
+        <w:t xml:space="preserve"> </w:t>
+      </w:r>
+      <w:r>
+        <w:t xml:space="preserve">repeats details from</w:t>
+      </w:r>
+      <w:r>
+        <w:t xml:space="preserve"> </w:t>
+      </w:r>
+      <w:r>
+        <w:rPr>
+          <w:rStyle w:val="VerbatimChar"/>
+        </w:rPr>
+        <w:t xml:space="preserve">README.md</w:t>
+      </w:r>
+      <w:r>
+        <w:t xml:space="preserve"> </w:t>
+      </w:r>
+      <w:r>
+        <w:t xml:space="preserve">and</w:t>
+      </w:r>
+      <w:r>
+        <w:t xml:space="preserve"> </w:t>
+      </w:r>
+      <w:r>
+        <w:rPr>
+          <w:rStyle w:val="VerbatimChar"/>
+        </w:rPr>
+        <w:t xml:space="preserve">docs/process_flow.md</w:t>
+      </w:r>
+      <w:r>
+        <w:t xml:space="preserve"> </w:t>
+      </w:r>
+      <w:r>
+        <w:t xml:space="preserve">so this report is</w:t>
+      </w:r>
+      <w:r>
+        <w:t xml:space="preserve"> </w:t>
+      </w:r>
+      <w:r>
+        <w:t xml:space="preserve">self-contained.</w:t>
+      </w:r>
+    </w:p>
+    <w:p>
+      <w:pPr>
+        <w:pStyle w:val="BodyText"/>
+      </w:pPr>
+      <w:r>
+        <w:t xml:space="preserve">All eight notebooks completed in the actual project</w:t>
+      </w:r>
+      <w:r>
+        <w:t xml:space="preserve"> </w:t>
+      </w:r>
+      <w:r>
+        <w:rPr>
+          <w:rStyle w:val="VerbatimChar"/>
+        </w:rPr>
+        <w:t xml:space="preserve">.venv</w:t>
+      </w:r>
+      <w:r>
+        <w:t xml:space="preserve">. Final checks</w:t>
+      </w:r>
+      <w:r>
+        <w:t xml:space="preserve"> </w:t>
+      </w:r>
+      <w:r>
+        <w:t xml:space="preserve">passed 39/39 tests in a clean local submission copy using that existing</w:t>
+      </w:r>
+      <w:r>
+        <w:t xml:space="preserve"> </w:t>
+      </w:r>
+      <w:r>
+        <w:t xml:space="preserve">environment, without raw CSV,</w:t>
+      </w:r>
+      <w:r>
+        <w:t xml:space="preserve"> </w:t>
+      </w:r>
+      <w:r>
+        <w:rPr>
+          <w:rStyle w:val="VerbatimChar"/>
+        </w:rPr>
+        <w:t xml:space="preserve">mlflow.db</w:t>
+      </w:r>
+      <w:r>
+        <w:t xml:space="preserve">, or editor/cache/archive folders.</w:t>
+      </w:r>
+      <w:r>
+        <w:t xml:space="preserve"> </w:t>
+      </w:r>
+      <w:r>
+        <w:t xml:space="preserve">The copy's tests verify packaged artifacts; they do not rerun the raw-data</w:t>
+      </w:r>
+      <w:r>
+        <w:t xml:space="preserve"> </w:t>
+      </w:r>
+      <w:r>
+        <w:t xml:space="preserve">analysis without its input. This was not a Git clone, new environment,</w:t>
+      </w:r>
+      <w:r>
+        <w:t xml:space="preserve"> </w:t>
+      </w:r>
+      <w:r>
+        <w:t xml:space="preserve">Docker or cloud CI run. The earlier SciPy DLL block no longer reproduces;</w:t>
+      </w:r>
+      <w:r>
+        <w:t xml:space="preserve"> </w:t>
+      </w:r>
+      <w:r>
+        <w:t xml:space="preserve">no policy bypass was used.</w:t>
+      </w:r>
+    </w:p>
+    <w:bookmarkStart w:id="30" w:name="_01327ac02fee2d81b61699821ed5c627b2c929c"/>
+    <w:p>
+      <w:pPr>
+        <w:pStyle w:val="Heading3"/>
+      </w:pPr>
+      <w:r>
+        <w:t xml:space="preserve">7.1 Environment setup</w:t>
+      </w:r>
+    </w:p>
+    <w:p>
+      <w:pPr>
+        <w:pStyle w:val="SourceCode"/>
+      </w:pPr>
+      <w:r>
+        <w:rPr>
+          <w:rStyle w:val="NormalTok"/>
+        </w:rPr>
+        <w:t xml:space="preserve">py </w:t>
+      </w:r>
+      <w:r>
+        <w:rPr>
+          <w:rStyle w:val="OperatorTok"/>
+        </w:rPr>
+        <w:t xml:space="preserve">-</w:t>
+      </w:r>
+      <w:r>
+        <w:rPr>
+          <w:rStyle w:val="DecValTok"/>
+        </w:rPr>
+        <w:t xml:space="preserve">3.12</w:t>
+      </w:r>
+      <w:r>
+        <w:rPr>
+          <w:rStyle w:val="NormalTok"/>
+        </w:rPr>
+        <w:t xml:space="preserve"> </w:t>
+      </w:r>
+      <w:r>
+        <w:rPr>
+          <w:rStyle w:val="OperatorTok"/>
+        </w:rPr>
+        <w:t xml:space="preserve">-</w:t>
+      </w:r>
+      <w:r>
+        <w:rPr>
+          <w:rStyle w:val="NormalTok"/>
+        </w:rPr>
+        <w:t xml:space="preserve">m venv </w:t>
+      </w:r>
+      <w:r>
+        <w:rPr>
+          <w:rStyle w:val="OperatorTok"/>
+        </w:rPr>
+        <w:t xml:space="preserve">.</w:t>
+      </w:r>
+      <w:r>
+        <w:rPr>
+          <w:rStyle w:val="FunctionTok"/>
+        </w:rPr>
+        <w:t xml:space="preserve">venv</w:t>
+      </w:r>
+      <w:r>
+        <w:br/>
+      </w:r>
+      <w:r>
+        <w:rPr>
+          <w:rStyle w:val="OperatorTok"/>
+        </w:rPr>
+        <w:t xml:space="preserve">.</w:t>
+      </w:r>
+      <w:r>
+        <w:rPr>
+          <w:rStyle w:val="NormalTok"/>
+        </w:rPr>
+        <w:t xml:space="preserve">\</w:t>
+      </w:r>
+      <w:r>
+        <w:rPr>
+          <w:rStyle w:val="OperatorTok"/>
+        </w:rPr>
+        <w:t xml:space="preserve">.</w:t>
+      </w:r>
+      <w:r>
+        <w:rPr>
+          <w:rStyle w:val="FunctionTok"/>
+        </w:rPr>
+        <w:t xml:space="preserve">venv</w:t>
+      </w:r>
+      <w:r>
+        <w:rPr>
+          <w:rStyle w:val="NormalTok"/>
+        </w:rPr>
+        <w:t xml:space="preserve">\Scripts\Activate</w:t>
+      </w:r>
+      <w:r>
+        <w:rPr>
+          <w:rStyle w:val="OperatorTok"/>
+        </w:rPr>
+        <w:t xml:space="preserve">.</w:t>
+      </w:r>
+      <w:r>
+        <w:rPr>
+          <w:rStyle w:val="FunctionTok"/>
+        </w:rPr>
+        <w:t xml:space="preserve">ps1</w:t>
+      </w:r>
+      <w:r>
+        <w:br/>
+      </w:r>
+      <w:r>
+        <w:rPr>
+          <w:rStyle w:val="NormalTok"/>
+        </w:rPr>
+        <w:t xml:space="preserve">python </w:t>
+      </w:r>
+      <w:r>
+        <w:rPr>
+          <w:rStyle w:val="OperatorTok"/>
+        </w:rPr>
+        <w:t xml:space="preserve">-</w:t>
+      </w:r>
+      <w:r>
+        <w:rPr>
+          <w:rStyle w:val="NormalTok"/>
+        </w:rPr>
+        <w:t xml:space="preserve">m pip install </w:t>
+      </w:r>
+      <w:r>
+        <w:rPr>
+          <w:rStyle w:val="OperatorTok"/>
+        </w:rPr>
+        <w:t xml:space="preserve">--</w:t>
+      </w:r>
+      <w:r>
+        <w:rPr>
+          <w:rStyle w:val="NormalTok"/>
+        </w:rPr>
+        <w:t xml:space="preserve">upgrade pip</w:t>
+      </w:r>
+      <w:r>
+        <w:br/>
+      </w:r>
+      <w:r>
+        <w:rPr>
+          <w:rStyle w:val="NormalTok"/>
+        </w:rPr>
+        <w:t xml:space="preserve">python </w:t>
+      </w:r>
+      <w:r>
+        <w:rPr>
+          <w:rStyle w:val="OperatorTok"/>
+        </w:rPr>
+        <w:t xml:space="preserve">-</w:t>
+      </w:r>
+      <w:r>
+        <w:rPr>
+          <w:rStyle w:val="NormalTok"/>
+        </w:rPr>
+        <w:t xml:space="preserve">m pip install </w:t>
+      </w:r>
+      <w:r>
+        <w:rPr>
+          <w:rStyle w:val="OperatorTok"/>
+        </w:rPr>
+        <w:t xml:space="preserve">-</w:t>
+      </w:r>
+      <w:r>
+        <w:rPr>
+          <w:rStyle w:val="NormalTok"/>
+        </w:rPr>
+        <w:t xml:space="preserve">r requirements</w:t>
+      </w:r>
+      <w:r>
+        <w:rPr>
+          <w:rStyle w:val="OperatorTok"/>
+        </w:rPr>
+        <w:t xml:space="preserve">.</w:t>
+      </w:r>
+      <w:r>
+        <w:rPr>
+          <w:rStyle w:val="FunctionTok"/>
+        </w:rPr>
+        <w:t xml:space="preserve">txt</w:t>
+      </w:r>
+    </w:p>
+    <w:p>
+      <w:pPr>
+        <w:pStyle w:val="FirstParagraph"/>
+      </w:pPr>
+      <w:r>
+        <w:t xml:space="preserve">Place the supplied source file at</w:t>
+      </w:r>
+      <w:r>
+        <w:t xml:space="preserve"> </w:t>
+      </w:r>
+      <w:r>
+        <w:rPr>
+          <w:rStyle w:val="VerbatimChar"/>
+        </w:rPr>
+        <w:t xml:space="preserve">data/raw/issues.csv</w:t>
+      </w:r>
+      <w:r>
+        <w:t xml:space="preserve"> </w:t>
+      </w:r>
+      <w:r>
+        <w:t xml:space="preserve">(never committed to</w:t>
+      </w:r>
+      <w:r>
+        <w:t xml:space="preserve"> </w:t>
+      </w:r>
+      <w:r>
+        <w:t xml:space="preserve">Git; excluded via</w:t>
+      </w:r>
+      <w:r>
+        <w:t xml:space="preserve"> </w:t>
+      </w:r>
+      <w:r>
+        <w:rPr>
+          <w:rStyle w:val="VerbatimChar"/>
+        </w:rPr>
+        <w:t xml:space="preserve">.gitignore</w:t>
+      </w:r>
+      <w:r>
+        <w:t xml:space="preserve">).</w:t>
+      </w:r>
+    </w:p>
     <w:bookmarkEnd w:id="30"/>
-    <w:bookmarkStart w:id="37" w:name="_05ecfb03157e5f48e2c89dd40e2034c0b4e9efc"/>
-    <w:p>
-      <w:pPr>
-        <w:pStyle w:val="Heading2"/>
-      </w:pPr>
-      <w:r>
-        <w:t xml:space="preserve">7. Reproducibility guide</w:t>
-      </w:r>
-    </w:p>
-    <w:p>
-      <w:pPr>
-        <w:pStyle w:val="FirstParagraph"/>
-      </w:pPr>
-      <w:r>
-        <w:t xml:space="preserve">This section is the single authoritative path to regenerate every number,</w:t>
-      </w:r>
-      <w:r>
-        <w:t xml:space="preserve"> </w:t>
-      </w:r>
-      <w:r>
-        <w:t xml:space="preserve">artifact, and endpoint in this report from a local source copy. It intentionally</w:t>
-      </w:r>
-      <w:r>
-        <w:t xml:space="preserve"> </w:t>
-      </w:r>
-      <w:r>
-        <w:t xml:space="preserve">repeats details from</w:t>
-      </w:r>
-      <w:r>
-        <w:t xml:space="preserve"> </w:t>
-      </w:r>
-      <w:r>
-        <w:rPr>
-          <w:rStyle w:val="VerbatimChar"/>
-        </w:rPr>
-        <w:t xml:space="preserve">README.md</w:t>
-      </w:r>
-      <w:r>
-        <w:t xml:space="preserve"> </w:t>
-      </w:r>
-      <w:r>
-        <w:t xml:space="preserve">and</w:t>
-      </w:r>
-      <w:r>
-        <w:t xml:space="preserve"> </w:t>
-      </w:r>
-      <w:r>
-        <w:rPr>
-          <w:rStyle w:val="VerbatimChar"/>
-        </w:rPr>
-        <w:t xml:space="preserve">docs/process_flow.md</w:t>
-      </w:r>
-      <w:r>
-        <w:t xml:space="preserve"> </w:t>
-      </w:r>
-      <w:r>
-        <w:t xml:space="preserve">so this report is</w:t>
-      </w:r>
-      <w:r>
-        <w:t xml:space="preserve"> </w:t>
-      </w:r>
-      <w:r>
-        <w:t xml:space="preserve">self-contained.</w:t>
-      </w:r>
-    </w:p>
-    <w:p>
-      <w:pPr>
-        <w:pStyle w:val="BodyText"/>
-      </w:pPr>
-      <w:r>
-        <w:t xml:space="preserve">All eight notebooks completed in the actual project</w:t>
-      </w:r>
-      <w:r>
-        <w:t xml:space="preserve"> </w:t>
-      </w:r>
-      <w:r>
-        <w:rPr>
-          <w:rStyle w:val="VerbatimChar"/>
-        </w:rPr>
-        <w:t xml:space="preserve">.venv</w:t>
-      </w:r>
-      <w:r>
-        <w:t xml:space="preserve">. Final checks</w:t>
-      </w:r>
-      <w:r>
-        <w:t xml:space="preserve"> </w:t>
-      </w:r>
-      <w:r>
-        <w:t xml:space="preserve">passed 39/39 tests in a clean local submission copy using that existing</w:t>
-      </w:r>
-      <w:r>
-        <w:t xml:space="preserve"> </w:t>
-      </w:r>
-      <w:r>
-        <w:t xml:space="preserve">environment, without raw CSV,</w:t>
-      </w:r>
-      <w:r>
-        <w:t xml:space="preserve"> </w:t>
-      </w:r>
-      <w:r>
-        <w:rPr>
-          <w:rStyle w:val="VerbatimChar"/>
-        </w:rPr>
-        <w:t xml:space="preserve">mlflow.db</w:t>
-      </w:r>
-      <w:r>
-        <w:t xml:space="preserve">, or editor/cache/archive folders.</w:t>
-      </w:r>
-      <w:r>
-        <w:t xml:space="preserve"> </w:t>
-      </w:r>
-      <w:r>
-        <w:t xml:space="preserve">The copy's tests verify packaged artifacts; they do not rerun the raw-data</w:t>
-      </w:r>
-      <w:r>
-        <w:t xml:space="preserve"> </w:t>
-      </w:r>
-      <w:r>
-        <w:t xml:space="preserve">analysis without its input. This was not a Git clone, new environment,</w:t>
-      </w:r>
-      <w:r>
-        <w:t xml:space="preserve"> </w:t>
-      </w:r>
-      <w:r>
-        <w:t xml:space="preserve">Docker or cloud CI run. The earlier SciPy DLL block no longer reproduces;</w:t>
-      </w:r>
-      <w:r>
-        <w:t xml:space="preserve"> </w:t>
-      </w:r>
-      <w:r>
-        <w:t xml:space="preserve">no policy bypass was used.</w:t>
-      </w:r>
-    </w:p>
-    <w:bookmarkStart w:id="31" w:name="_01327ac02fee2d81b61699821ed5c627b2c929c"/>
-    <w:p>
-      <w:pPr>
-        <w:pStyle w:val="Heading3"/>
-      </w:pPr>
-      <w:r>
-        <w:t xml:space="preserve">7.1 Environment setup</w:t>
-      </w:r>
-    </w:p>
-    <w:p>
-      <w:pPr>
-        <w:pStyle w:val="SourceCode"/>
-      </w:pPr>
-      <w:r>
-        <w:rPr>
-          <w:rStyle w:val="NormalTok"/>
-        </w:rPr>
-        <w:t xml:space="preserve">py </w:t>
-      </w:r>
-      <w:r>
-        <w:rPr>
-          <w:rStyle w:val="OperatorTok"/>
-        </w:rPr>
-        <w:t xml:space="preserve">-</w:t>
-      </w:r>
-      <w:r>
-        <w:rPr>
-          <w:rStyle w:val="DecValTok"/>
-        </w:rPr>
-        <w:t xml:space="preserve">3.12</w:t>
-      </w:r>
-      <w:r>
-        <w:rPr>
-          <w:rStyle w:val="NormalTok"/>
-        </w:rPr>
-        <w:t xml:space="preserve"> </w:t>
-      </w:r>
-      <w:r>
-        <w:rPr>
-          <w:rStyle w:val="OperatorTok"/>
-        </w:rPr>
-        <w:t xml:space="preserve">-</w:t>
-      </w:r>
-      <w:r>
-        <w:rPr>
-          <w:rStyle w:val="NormalTok"/>
-        </w:rPr>
-        <w:t xml:space="preserve">m venv </w:t>
-      </w:r>
-      <w:r>
-        <w:rPr>
-          <w:rStyle w:val="OperatorTok"/>
-        </w:rPr>
-        <w:t xml:space="preserve">.</w:t>
-      </w:r>
-      <w:r>
-        <w:rPr>
-          <w:rStyle w:val="FunctionTok"/>
-        </w:rPr>
-        <w:t xml:space="preserve">venv</w:t>
-      </w:r>
-      <w:r>
-        <w:br/>
-      </w:r>
-      <w:r>
-        <w:rPr>
-          <w:rStyle w:val="OperatorTok"/>
-        </w:rPr>
-        <w:t xml:space="preserve">.</w:t>
-      </w:r>
-      <w:r>
-        <w:rPr>
-          <w:rStyle w:val="NormalTok"/>
-        </w:rPr>
-        <w:t xml:space="preserve">\</w:t>
-      </w:r>
-      <w:r>
-        <w:rPr>
-          <w:rStyle w:val="OperatorTok"/>
-        </w:rPr>
-        <w:t xml:space="preserve">.</w:t>
-      </w:r>
-      <w:r>
-        <w:rPr>
-          <w:rStyle w:val="FunctionTok"/>
-        </w:rPr>
-        <w:t xml:space="preserve">venv</w:t>
-      </w:r>
-      <w:r>
-        <w:rPr>
-          <w:rStyle w:val="NormalTok"/>
-        </w:rPr>
-        <w:t xml:space="preserve">\Scripts\Activate</w:t>
-      </w:r>
-      <w:r>
-        <w:rPr>
-          <w:rStyle w:val="OperatorTok"/>
-        </w:rPr>
-        <w:t xml:space="preserve">.</w:t>
-      </w:r>
-      <w:r>
-        <w:rPr>
-          <w:rStyle w:val="FunctionTok"/>
-        </w:rPr>
-        <w:t xml:space="preserve">ps1</w:t>
-      </w:r>
-      <w:r>
-        <w:br/>
-      </w:r>
-      <w:r>
-        <w:rPr>
-          <w:rStyle w:val="NormalTok"/>
-        </w:rPr>
-        <w:t xml:space="preserve">python </w:t>
-      </w:r>
-      <w:r>
-        <w:rPr>
-          <w:rStyle w:val="OperatorTok"/>
-        </w:rPr>
-        <w:t xml:space="preserve">-</w:t>
-      </w:r>
-      <w:r>
-        <w:rPr>
-          <w:rStyle w:val="NormalTok"/>
-        </w:rPr>
-        <w:t xml:space="preserve">m pip install </w:t>
-      </w:r>
-      <w:r>
-        <w:rPr>
-          <w:rStyle w:val="OperatorTok"/>
-        </w:rPr>
-        <w:t xml:space="preserve">--</w:t>
-      </w:r>
-      <w:r>
-        <w:rPr>
-          <w:rStyle w:val="NormalTok"/>
-        </w:rPr>
-        <w:t xml:space="preserve">upgrade pip</w:t>
-      </w:r>
-      <w:r>
-        <w:br/>
-      </w:r>
-      <w:r>
-        <w:rPr>
-          <w:rStyle w:val="NormalTok"/>
-        </w:rPr>
-        <w:t xml:space="preserve">python </w:t>
-      </w:r>
-      <w:r>
-        <w:rPr>
-          <w:rStyle w:val="OperatorTok"/>
-        </w:rPr>
-        <w:t xml:space="preserve">-</w:t>
-      </w:r>
-      <w:r>
-        <w:rPr>
-          <w:rStyle w:val="NormalTok"/>
-        </w:rPr>
-        <w:t xml:space="preserve">m pip install </w:t>
-      </w:r>
-      <w:r>
-        <w:rPr>
-          <w:rStyle w:val="OperatorTok"/>
-        </w:rPr>
-        <w:t xml:space="preserve">-</w:t>
-      </w:r>
-      <w:r>
-        <w:rPr>
-          <w:rStyle w:val="NormalTok"/>
-        </w:rPr>
-        <w:t xml:space="preserve">r requirements</w:t>
-      </w:r>
-      <w:r>
-        <w:rPr>
-          <w:rStyle w:val="OperatorTok"/>
-        </w:rPr>
-        <w:t xml:space="preserve">.</w:t>
-      </w:r>
-      <w:r>
-        <w:rPr>
-          <w:rStyle w:val="FunctionTok"/>
-        </w:rPr>
-        <w:t xml:space="preserve">txt</w:t>
-      </w:r>
-    </w:p>
-    <w:p>
-      <w:pPr>
-        <w:pStyle w:val="FirstParagraph"/>
-      </w:pPr>
-      <w:r>
-        <w:t xml:space="preserve">Place the supplied source file at</w:t>
-      </w:r>
-      <w:r>
-        <w:t xml:space="preserve"> </w:t>
-      </w:r>
-      <w:r>
-        <w:rPr>
-          <w:rStyle w:val="VerbatimChar"/>
-        </w:rPr>
-        <w:t xml:space="preserve">data/raw/issues.csv</w:t>
-      </w:r>
-      <w:r>
-        <w:t xml:space="preserve"> </w:t>
-      </w:r>
-      <w:r>
-        <w:t xml:space="preserve">(never committed to</w:t>
-      </w:r>
-      <w:r>
-        <w:t xml:space="preserve"> </w:t>
-      </w:r>
-      <w:r>
-        <w:t xml:space="preserve">Git; excluded via</w:t>
-      </w:r>
-      <w:r>
-        <w:t xml:space="preserve"> </w:t>
-      </w:r>
-      <w:r>
-        <w:rPr>
-          <w:rStyle w:val="VerbatimChar"/>
-        </w:rPr>
-        <w:t xml:space="preserve">.gitignore</w:t>
-      </w:r>
-      <w:r>
-        <w:t xml:space="preserve">).</w:t>
-      </w:r>
-    </w:p>
-    <w:bookmarkEnd w:id="31"/>
-    <w:bookmarkStart w:id="32" w:name="_387bb635127676e4f883adabe2389b4f32d3b0b"/>
+    <w:bookmarkStart w:id="31" w:name="_387bb635127676e4f883adabe2389b4f32d3b0b"/>
     <w:p>
       <w:pPr>
         <w:pStyle w:val="Heading3"/>
@@ -8545,14 +8892,424 @@
         <w:t xml:space="preserve">notebook execution, authored-metric review or full-suite verification.</w:t>
       </w:r>
     </w:p>
+    <w:bookmarkEnd w:id="31"/>
+    <w:bookmarkStart w:id="32" w:name="_0a8d65bb8185761d69eed0cf9a136836fbf4469"/>
+    <w:p>
+      <w:pPr>
+        <w:pStyle w:val="Heading3"/>
+      </w:pPr>
+      <w:r>
+        <w:t xml:space="preserve">7.3 Regenerate this report</w:t>
+      </w:r>
+    </w:p>
+    <w:p>
+      <w:pPr>
+        <w:pStyle w:val="FirstParagraph"/>
+      </w:pPr>
+      <w:r>
+        <w:t xml:space="preserve">Pandoc is installed in this workspace at</w:t>
+      </w:r>
+      <w:r>
+        <w:t xml:space="preserve"> </w:t>
+      </w:r>
+      <w:r>
+        <w:rPr>
+          <w:rStyle w:val="VerbatimChar"/>
+        </w:rPr>
+        <w:t xml:space="preserve">%LOCALAPPDATA%\Pandoc\pandoc.exe</w:t>
+      </w:r>
+      <w:r>
+        <w:t xml:space="preserve">. A new terminal may be needed to see the</w:t>
+      </w:r>
+      <w:r>
+        <w:t xml:space="preserve"> </w:t>
+      </w:r>
+      <w:r>
+        <w:t xml:space="preserve">updated</w:t>
+      </w:r>
+      <w:r>
+        <w:t xml:space="preserve"> </w:t>
+      </w:r>
+      <w:r>
+        <w:rPr>
+          <w:rStyle w:val="VerbatimChar"/>
+        </w:rPr>
+        <w:t xml:space="preserve">PATH</w:t>
+      </w:r>
+      <w:r>
+        <w:t xml:space="preserve">; alternatively, add its directory for the current PowerShell</w:t>
+      </w:r>
+      <w:r>
+        <w:t xml:space="preserve"> </w:t>
+      </w:r>
+      <w:r>
+        <w:t xml:space="preserve">session before running the exporter:</w:t>
+      </w:r>
+    </w:p>
+    <w:p>
+      <w:pPr>
+        <w:pStyle w:val="SourceCode"/>
+      </w:pPr>
+      <w:r>
+        <w:rPr>
+          <w:rStyle w:val="VariableTok"/>
+        </w:rPr>
+        <w:t xml:space="preserve">$env</w:t>
+      </w:r>
+      <w:r>
+        <w:rPr>
+          <w:rStyle w:val="OperatorTok"/>
+        </w:rPr>
+        <w:t xml:space="preserve">:</w:t>
+      </w:r>
+      <w:r>
+        <w:rPr>
+          <w:rStyle w:val="VariableTok"/>
+        </w:rPr>
+        <w:t xml:space="preserve">PATH</w:t>
+      </w:r>
+      <w:r>
+        <w:rPr>
+          <w:rStyle w:val="NormalTok"/>
+        </w:rPr>
+        <w:t xml:space="preserve"> </w:t>
+      </w:r>
+      <w:r>
+        <w:rPr>
+          <w:rStyle w:val="OperatorTok"/>
+        </w:rPr>
+        <w:t xml:space="preserve">=</w:t>
+      </w:r>
+      <w:r>
+        <w:rPr>
+          <w:rStyle w:val="NormalTok"/>
+        </w:rPr>
+        <w:t xml:space="preserve"> </w:t>
+      </w:r>
+      <w:r>
+        <w:rPr>
+          <w:rStyle w:val="StringTok"/>
+        </w:rPr>
+        <w:t xml:space="preserve">"</w:t>
+      </w:r>
+      <w:r>
+        <w:rPr>
+          <w:rStyle w:val="VariableTok"/>
+        </w:rPr>
+        <w:t xml:space="preserve">$env</w:t>
+      </w:r>
+      <w:r>
+        <w:rPr>
+          <w:rStyle w:val="OperatorTok"/>
+        </w:rPr>
+        <w:t xml:space="preserve">:</w:t>
+      </w:r>
+      <w:r>
+        <w:rPr>
+          <w:rStyle w:val="VariableTok"/>
+        </w:rPr>
+        <w:t xml:space="preserve">LOCALAPPDATA</w:t>
+      </w:r>
+      <w:r>
+        <w:rPr>
+          <w:rStyle w:val="StringTok"/>
+        </w:rPr>
+        <w:t xml:space="preserve">\Pandoc;</w:t>
+      </w:r>
+      <w:r>
+        <w:rPr>
+          <w:rStyle w:val="VariableTok"/>
+        </w:rPr>
+        <w:t xml:space="preserve">$env</w:t>
+      </w:r>
+      <w:r>
+        <w:rPr>
+          <w:rStyle w:val="OperatorTok"/>
+        </w:rPr>
+        <w:t xml:space="preserve">:</w:t>
+      </w:r>
+      <w:r>
+        <w:rPr>
+          <w:rStyle w:val="VariableTok"/>
+        </w:rPr>
+        <w:t xml:space="preserve">PATH</w:t>
+      </w:r>
+      <w:r>
+        <w:rPr>
+          <w:rStyle w:val="StringTok"/>
+        </w:rPr>
+        <w:t xml:space="preserve">"</w:t>
+      </w:r>
+      <w:r>
+        <w:br/>
+      </w:r>
+      <w:r>
+        <w:rPr>
+          <w:rStyle w:val="NormalTok"/>
+        </w:rPr>
+        <w:t xml:space="preserve">pandoc </w:t>
+      </w:r>
+      <w:r>
+        <w:rPr>
+          <w:rStyle w:val="OperatorTok"/>
+        </w:rPr>
+        <w:t xml:space="preserve">--</w:t>
+      </w:r>
+      <w:r>
+        <w:rPr>
+          <w:rStyle w:val="NormalTok"/>
+        </w:rPr>
+        <w:t xml:space="preserve">version</w:t>
+      </w:r>
+    </w:p>
+    <w:p>
+      <w:pPr>
+        <w:pStyle w:val="SourceCode"/>
+      </w:pPr>
+      <w:r>
+        <w:rPr>
+          <w:rStyle w:val="NormalTok"/>
+        </w:rPr>
+        <w:t xml:space="preserve">python </w:t>
+      </w:r>
+      <w:r>
+        <w:rPr>
+          <w:rStyle w:val="OperatorTok"/>
+        </w:rPr>
+        <w:t xml:space="preserve">-</w:t>
+      </w:r>
+      <w:r>
+        <w:rPr>
+          <w:rStyle w:val="NormalTok"/>
+        </w:rPr>
+        <w:t xml:space="preserve">m pip install </w:t>
+      </w:r>
+      <w:r>
+        <w:rPr>
+          <w:rStyle w:val="OperatorTok"/>
+        </w:rPr>
+        <w:t xml:space="preserve">-</w:t>
+      </w:r>
+      <w:r>
+        <w:rPr>
+          <w:rStyle w:val="NormalTok"/>
+        </w:rPr>
+        <w:t xml:space="preserve">r requirements-report</w:t>
+      </w:r>
+      <w:r>
+        <w:rPr>
+          <w:rStyle w:val="OperatorTok"/>
+        </w:rPr>
+        <w:t xml:space="preserve">.</w:t>
+      </w:r>
+      <w:r>
+        <w:rPr>
+          <w:rStyle w:val="FunctionTok"/>
+        </w:rPr>
+        <w:t xml:space="preserve">txt</w:t>
+      </w:r>
+      <w:r>
+        <w:br/>
+      </w:r>
+      <w:r>
+        <w:rPr>
+          <w:rStyle w:val="NormalTok"/>
+        </w:rPr>
+        <w:t xml:space="preserve">python src\generate_final_report</w:t>
+      </w:r>
+      <w:r>
+        <w:rPr>
+          <w:rStyle w:val="OperatorTok"/>
+        </w:rPr>
+        <w:t xml:space="preserve">.</w:t>
+      </w:r>
+      <w:r>
+        <w:rPr>
+          <w:rStyle w:val="FunctionTok"/>
+        </w:rPr>
+        <w:t xml:space="preserve">py</w:t>
+      </w:r>
+    </w:p>
+    <w:p>
+      <w:pPr>
+        <w:pStyle w:val="FirstParagraph"/>
+      </w:pPr>
+      <w:r>
+        <w:t xml:space="preserve">writes</w:t>
+      </w:r>
+      <w:r>
+        <w:t xml:space="preserve"> </w:t>
+      </w:r>
+      <w:r>
+        <w:rPr>
+          <w:rStyle w:val="VerbatimChar"/>
+        </w:rPr>
+        <w:t xml:space="preserve">output/issue_helpdesk/reports/final_capstone_report.docx</w:t>
+      </w:r>
+      <w:r>
+        <w:t xml:space="preserve"> </w:t>
+      </w:r>
+      <w:r>
+        <w:t xml:space="preserve">and</w:t>
+      </w:r>
+      <w:r>
+        <w:t xml:space="preserve"> </w:t>
+      </w:r>
+      <w:r>
+        <w:rPr>
+          <w:rStyle w:val="VerbatimChar"/>
+        </w:rPr>
+        <w:t xml:space="preserve">.pdf</w:t>
+      </w:r>
+      <w:r>
+        <w:t xml:space="preserve"> </w:t>
+      </w:r>
+      <w:r>
+        <w:t xml:space="preserve">from this same Markdown source (</w:t>
+      </w:r>
+      <w:r>
+        <w:rPr>
+          <w:rStyle w:val="VerbatimChar"/>
+        </w:rPr>
+        <w:t xml:space="preserve">final_capstone_report.md</w:t>
+      </w:r>
+      <w:r>
+        <w:t xml:space="preserve">), so all</w:t>
+      </w:r>
+      <w:r>
+        <w:t xml:space="preserve"> </w:t>
+      </w:r>
+      <w:r>
+        <w:t xml:space="preserve">three formats stay in sync after a successful export. Pandoc is a system</w:t>
+      </w:r>
+      <w:r>
+        <w:t xml:space="preserve"> </w:t>
+      </w:r>
+      <w:r>
+        <w:t xml:space="preserve">dependency, not a Python package. PDF export also requires a compatible</w:t>
+      </w:r>
+      <w:r>
+        <w:t xml:space="preserve"> </w:t>
+      </w:r>
+      <w:r>
+        <w:t xml:space="preserve">Chromium-family browser; use</w:t>
+      </w:r>
+      <w:r>
+        <w:t xml:space="preserve"> </w:t>
+      </w:r>
+      <w:r>
+        <w:rPr>
+          <w:rStyle w:val="VerbatimChar"/>
+        </w:rPr>
+        <w:t xml:space="preserve">--browser</w:t>
+      </w:r>
+      <w:r>
+        <w:t xml:space="preserve"> </w:t>
+      </w:r>
+      <w:r>
+        <w:t xml:space="preserve">with its executable path if</w:t>
+      </w:r>
+      <w:r>
+        <w:t xml:space="preserve"> </w:t>
+      </w:r>
+      <w:r>
+        <w:t xml:space="preserve">automatic detection fails. The exporter uses an isolated browser profile,</w:t>
+      </w:r>
+      <w:r>
+        <w:t xml:space="preserve"> </w:t>
+      </w:r>
+      <w:r>
+        <w:t xml:space="preserve">verifies the generated PDF and fails explicitly if a required browser or</w:t>
+      </w:r>
+      <w:r>
+        <w:t xml:space="preserve"> </w:t>
+      </w:r>
+      <w:r>
+        <w:t xml:space="preserve">PDF is missing.</w:t>
+      </w:r>
+      <w:r>
+        <w:t xml:space="preserve"> </w:t>
+      </w:r>
+      <w:r>
+        <w:rPr>
+          <w:rStyle w:val="VerbatimChar"/>
+        </w:rPr>
+        <w:t xml:space="preserve">--skip-pdf</w:t>
+      </w:r>
+      <w:r>
+        <w:t xml:space="preserve"> </w:t>
+      </w:r>
+      <w:r>
+        <w:t xml:space="preserve">requests an intentional DOCX-only export, not</w:t>
+      </w:r>
+      <w:r>
+        <w:t xml:space="preserve"> </w:t>
+      </w:r>
+      <w:r>
+        <w:t xml:space="preserve">a successful PDF export. These checks verify packaging, not corrected</w:t>
+      </w:r>
+      <w:r>
+        <w:t xml:space="preserve"> </w:t>
+      </w:r>
+      <w:r>
+        <w:t xml:space="preserve">forecast results.</w:t>
+      </w:r>
+    </w:p>
     <w:bookmarkEnd w:id="32"/>
-    <w:bookmarkStart w:id="33" w:name="_0a8d65bb8185761d69eed0cf9a136836fbf4469"/>
+    <w:bookmarkStart w:id="33" w:name="_4e4c6e025c1cc4d90e81fd652b55669bcf7a3dd"/>
     <w:p>
       <w:pPr>
         <w:pStyle w:val="Heading3"/>
       </w:pPr>
       <w:r>
-        <w:t xml:space="preserve">7.3 Regenerate this report</w:t>
+        <w:t xml:space="preserve">7.4 Run the deployment app</w:t>
+      </w:r>
+    </w:p>
+    <w:p>
+      <w:pPr>
+        <w:pStyle w:val="SourceCode"/>
+      </w:pPr>
+      <w:r>
+        <w:rPr>
+          <w:rStyle w:val="NormalTok"/>
+        </w:rPr>
+        <w:t xml:space="preserve">uvicorn src</w:t>
+      </w:r>
+      <w:r>
+        <w:rPr>
+          <w:rStyle w:val="OperatorTok"/>
+        </w:rPr>
+        <w:t xml:space="preserve">.</w:t>
+      </w:r>
+      <w:r>
+        <w:rPr>
+          <w:rStyle w:val="FunctionTok"/>
+        </w:rPr>
+        <w:t xml:space="preserve">app</w:t>
+      </w:r>
+      <w:r>
+        <w:rPr>
+          <w:rStyle w:val="OperatorTok"/>
+        </w:rPr>
+        <w:t xml:space="preserve">:</w:t>
+      </w:r>
+      <w:r>
+        <w:rPr>
+          <w:rStyle w:val="NormalTok"/>
+        </w:rPr>
+        <w:t xml:space="preserve">app </w:t>
+      </w:r>
+      <w:r>
+        <w:rPr>
+          <w:rStyle w:val="OperatorTok"/>
+        </w:rPr>
+        <w:t xml:space="preserve">--</w:t>
+      </w:r>
+      <w:r>
+        <w:rPr>
+          <w:rStyle w:val="NormalTok"/>
+        </w:rPr>
+        <w:t xml:space="preserve">reload</w:t>
       </w:r>
     </w:p>
     <w:p>
@@ -8560,7 +9317,7 @@
         <w:pStyle w:val="FirstParagraph"/>
       </w:pPr>
       <w:r>
-        <w:t xml:space="preserve">Pandoc is installed in this workspace at</w:t>
+        <w:t xml:space="preserve">then request</w:t>
       </w:r>
       <w:r>
         <w:t xml:space="preserve"> </w:t>
@@ -8569,16 +9326,10 @@
         <w:rPr>
           <w:rStyle w:val="VerbatimChar"/>
         </w:rPr>
-        <w:t xml:space="preserve">%LOCALAPPDATA%\Pandoc\pandoc.exe</w:t>
-      </w:r>
-      <w:r>
-        <w:t xml:space="preserve">. A new terminal may be needed to see the</w:t>
-      </w:r>
-      <w:r>
-        <w:t xml:space="preserve"> </w:t>
-      </w:r>
-      <w:r>
-        <w:t xml:space="preserve">updated</w:t>
+        <w:t xml:space="preserve">http://127.0.0.1:8000/health</w:t>
+      </w:r>
+      <w:r>
+        <w:t xml:space="preserve">,</w:t>
       </w:r>
       <w:r>
         <w:t xml:space="preserve"> </w:t>
@@ -8587,16 +9338,68 @@
         <w:rPr>
           <w:rStyle w:val="VerbatimChar"/>
         </w:rPr>
-        <w:t xml:space="preserve">PATH</w:t>
-      </w:r>
-      <w:r>
-        <w:t xml:space="preserve">; alternatively, add its directory for the current PowerShell</w:t>
-      </w:r>
-      <w:r>
-        <w:t xml:space="preserve"> </w:t>
-      </w:r>
-      <w:r>
-        <w:t xml:space="preserve">session before running the exporter:</w:t>
+        <w:t xml:space="preserve">http://127.0.0.1:8000/model/metadata</w:t>
+      </w:r>
+      <w:r>
+        <w:t xml:space="preserve">, and</w:t>
+      </w:r>
+      <w:r>
+        <w:t xml:space="preserve"> </w:t>
+      </w:r>
+      <w:r>
+        <w:rPr>
+          <w:rStyle w:val="VerbatimChar"/>
+        </w:rPr>
+        <w:t xml:space="preserve">http://127.0.0.1:8000/forecast?horizon_days=30</w:t>
+      </w:r>
+      <w:r>
+        <w:t xml:space="preserve">. The app requires</w:t>
+      </w:r>
+      <w:r>
+        <w:t xml:space="preserve"> </w:t>
+      </w:r>
+      <w:r>
+        <w:rPr>
+          <w:rStyle w:val="VerbatimChar"/>
+        </w:rPr>
+        <w:t xml:space="preserve">models/final_volume_forecast_model.joblib</w:t>
+      </w:r>
+      <w:r>
+        <w:t xml:space="preserve"> </w:t>
+      </w:r>
+      <w:r>
+        <w:t xml:space="preserve">and the canonical</w:t>
+      </w:r>
+      <w:r>
+        <w:t xml:space="preserve"> </w:t>
+      </w:r>
+      <w:r>
+        <w:rPr>
+          <w:rStyle w:val="VerbatimChar"/>
+        </w:rPr>
+        <w:t xml:space="preserve">daily_ticket_counts.csv</w:t>
+      </w:r>
+      <w:r>
+        <w:t xml:space="preserve"> </w:t>
+      </w:r>
+      <w:r>
+        <w:t xml:space="preserve">(produced by notebook 01/03) to already exist —</w:t>
+      </w:r>
+      <w:r>
+        <w:t xml:space="preserve"> </w:t>
+      </w:r>
+      <w:r>
+        <w:t xml:space="preserve">run step 7.2 first if either is missing.</w:t>
+      </w:r>
+    </w:p>
+    <w:bookmarkEnd w:id="33"/>
+    <w:bookmarkStart w:id="34" w:name="_8c87ffa3a1cf892e5831b21c542aca743adb62f"/>
+    <w:p>
+      <w:pPr>
+        <w:pStyle w:val="Heading3"/>
+      </w:pPr>
+      <w:r>
+        <w:t xml:space="preserve">7.5 Run in Docker</w:t>
       </w:r>
     </w:p>
     <w:p>
@@ -8605,181 +9408,293 @@
       </w:pPr>
       <w:r>
         <w:rPr>
+          <w:rStyle w:val="CommentTok"/>
+        </w:rPr>
+        <w:t xml:space="preserve"># Lightweight contract-test image (requirements-test.txt only)</w:t>
+      </w:r>
+      <w:r>
+        <w:br/>
+      </w:r>
+      <w:r>
+        <w:rPr>
+          <w:rStyle w:val="NormalTok"/>
+        </w:rPr>
+        <w:t xml:space="preserve">docker build </w:t>
+      </w:r>
+      <w:r>
+        <w:rPr>
+          <w:rStyle w:val="OperatorTok"/>
+        </w:rPr>
+        <w:t xml:space="preserve">-</w:t>
+      </w:r>
+      <w:r>
+        <w:rPr>
+          <w:rStyle w:val="NormalTok"/>
+        </w:rPr>
+        <w:t xml:space="preserve">t issues-capstone </w:t>
+      </w:r>
+      <w:r>
+        <w:rPr>
+          <w:rStyle w:val="OperatorTok"/>
+        </w:rPr>
+        <w:t xml:space="preserve">.</w:t>
+      </w:r>
+      <w:r>
+        <w:br/>
+      </w:r>
+      <w:r>
+        <w:rPr>
+          <w:rStyle w:val="NormalTok"/>
+        </w:rPr>
+        <w:t xml:space="preserve">docker run </w:t>
+      </w:r>
+      <w:r>
+        <w:rPr>
+          <w:rStyle w:val="OperatorTok"/>
+        </w:rPr>
+        <w:t xml:space="preserve">--</w:t>
+      </w:r>
+      <w:r>
+        <w:rPr>
+          <w:rStyle w:val="NormalTok"/>
+        </w:rPr>
+        <w:t xml:space="preserve">rm issues-capstone</w:t>
+      </w:r>
+      <w:r>
+        <w:br/>
+      </w:r>
+      <w:r>
+        <w:br/>
+      </w:r>
+      <w:r>
+        <w:rPr>
+          <w:rStyle w:val="CommentTok"/>
+        </w:rPr>
+        <w:t xml:space="preserve"># Full analysis image (requirements.txt; needed to regenerate notebooks/app)</w:t>
+      </w:r>
+      <w:r>
+        <w:br/>
+      </w:r>
+      <w:r>
+        <w:rPr>
+          <w:rStyle w:val="NormalTok"/>
+        </w:rPr>
+        <w:t xml:space="preserve">docker build </w:t>
+      </w:r>
+      <w:r>
+        <w:rPr>
+          <w:rStyle w:val="OperatorTok"/>
+        </w:rPr>
+        <w:t xml:space="preserve">--</w:t>
+      </w:r>
+      <w:r>
+        <w:rPr>
+          <w:rStyle w:val="NormalTok"/>
+        </w:rPr>
+        <w:t xml:space="preserve">target analysis </w:t>
+      </w:r>
+      <w:r>
+        <w:rPr>
+          <w:rStyle w:val="OperatorTok"/>
+        </w:rPr>
+        <w:t xml:space="preserve">-</w:t>
+      </w:r>
+      <w:r>
+        <w:rPr>
+          <w:rStyle w:val="NormalTok"/>
+        </w:rPr>
+        <w:t xml:space="preserve">t issues-capstone-analysis </w:t>
+      </w:r>
+      <w:r>
+        <w:rPr>
+          <w:rStyle w:val="OperatorTok"/>
+        </w:rPr>
+        <w:t xml:space="preserve">.</w:t>
+      </w:r>
+      <w:r>
+        <w:br/>
+      </w:r>
+      <w:r>
+        <w:rPr>
+          <w:rStyle w:val="NormalTok"/>
+        </w:rPr>
+        <w:t xml:space="preserve">docker run </w:t>
+      </w:r>
+      <w:r>
+        <w:rPr>
+          <w:rStyle w:val="OperatorTok"/>
+        </w:rPr>
+        <w:t xml:space="preserve">--</w:t>
+      </w:r>
+      <w:r>
+        <w:rPr>
+          <w:rStyle w:val="NormalTok"/>
+        </w:rPr>
+        <w:t xml:space="preserve">rm </w:t>
+      </w:r>
+      <w:r>
+        <w:rPr>
+          <w:rStyle w:val="OperatorTok"/>
+        </w:rPr>
+        <w:t xml:space="preserve">-</w:t>
+      </w:r>
+      <w:r>
+        <w:rPr>
+          <w:rStyle w:val="NormalTok"/>
+        </w:rPr>
+        <w:t xml:space="preserve">v </w:t>
+      </w:r>
+      <w:r>
+        <w:rPr>
+          <w:rStyle w:val="PreprocessorTok"/>
+        </w:rPr>
+        <w:t xml:space="preserve">${</w:t>
+      </w:r>
+      <w:r>
+        <w:rPr>
           <w:rStyle w:val="VariableTok"/>
         </w:rPr>
-        <w:t xml:space="preserve">$env</w:t>
+        <w:t xml:space="preserve">PWD</w:t>
+      </w:r>
+      <w:r>
+        <w:rPr>
+          <w:rStyle w:val="PreprocessorTok"/>
+        </w:rPr>
+        <w:t xml:space="preserve">}</w:t>
+      </w:r>
+      <w:r>
+        <w:rPr>
+          <w:rStyle w:val="NormalTok"/>
+        </w:rPr>
+        <w:t xml:space="preserve">\</w:t>
+      </w:r>
+      <w:r>
+        <w:rPr>
+          <w:rStyle w:val="KeywordTok"/>
+        </w:rPr>
+        <w:t xml:space="preserve">data</w:t>
+      </w:r>
+      <w:r>
+        <w:rPr>
+          <w:rStyle w:val="NormalTok"/>
+        </w:rPr>
+        <w:t xml:space="preserve">\raw</w:t>
       </w:r>
       <w:r>
         <w:rPr>
           <w:rStyle w:val="OperatorTok"/>
         </w:rPr>
-        <w:t xml:space="preserve">:</w:t>
+        <w:t xml:space="preserve">:/</w:t>
+      </w:r>
+      <w:r>
+        <w:rPr>
+          <w:rStyle w:val="NormalTok"/>
+        </w:rPr>
+        <w:t xml:space="preserve">app</w:t>
+      </w:r>
+      <w:r>
+        <w:rPr>
+          <w:rStyle w:val="OperatorTok"/>
+        </w:rPr>
+        <w:t xml:space="preserve">/</w:t>
+      </w:r>
+      <w:r>
+        <w:rPr>
+          <w:rStyle w:val="KeywordTok"/>
+        </w:rPr>
+        <w:t xml:space="preserve">data</w:t>
+      </w:r>
+      <w:r>
+        <w:rPr>
+          <w:rStyle w:val="OperatorTok"/>
+        </w:rPr>
+        <w:t xml:space="preserve">/</w:t>
+      </w:r>
+      <w:r>
+        <w:rPr>
+          <w:rStyle w:val="NormalTok"/>
+        </w:rPr>
+        <w:t xml:space="preserve">raw </w:t>
+      </w:r>
+      <w:r>
+        <w:rPr>
+          <w:rStyle w:val="OperatorTok"/>
+        </w:rPr>
+        <w:t xml:space="preserve">-</w:t>
+      </w:r>
+      <w:r>
+        <w:rPr>
+          <w:rStyle w:val="NormalTok"/>
+        </w:rPr>
+        <w:t xml:space="preserve">v </w:t>
+      </w:r>
+      <w:r>
+        <w:rPr>
+          <w:rStyle w:val="PreprocessorTok"/>
+        </w:rPr>
+        <w:t xml:space="preserve">${</w:t>
       </w:r>
       <w:r>
         <w:rPr>
           <w:rStyle w:val="VariableTok"/>
         </w:rPr>
-        <w:t xml:space="preserve">PATH</w:t>
+        <w:t xml:space="preserve">PWD</w:t>
+      </w:r>
+      <w:r>
+        <w:rPr>
+          <w:rStyle w:val="PreprocessorTok"/>
+        </w:rPr>
+        <w:t xml:space="preserve">}</w:t>
       </w:r>
       <w:r>
         <w:rPr>
           <w:rStyle w:val="NormalTok"/>
         </w:rPr>
-        <w:t xml:space="preserve"> </w:t>
+        <w:t xml:space="preserve">\output</w:t>
       </w:r>
       <w:r>
         <w:rPr>
           <w:rStyle w:val="OperatorTok"/>
         </w:rPr>
-        <w:t xml:space="preserve">=</w:t>
+        <w:t xml:space="preserve">:/</w:t>
       </w:r>
       <w:r>
         <w:rPr>
           <w:rStyle w:val="NormalTok"/>
         </w:rPr>
-        <w:t xml:space="preserve"> </w:t>
-      </w:r>
-      <w:r>
-        <w:rPr>
-          <w:rStyle w:val="StringTok"/>
-        </w:rPr>
-        <w:t xml:space="preserve">"</w:t>
-      </w:r>
-      <w:r>
-        <w:rPr>
-          <w:rStyle w:val="VariableTok"/>
-        </w:rPr>
-        <w:t xml:space="preserve">$env</w:t>
+        <w:t xml:space="preserve">app</w:t>
       </w:r>
       <w:r>
         <w:rPr>
           <w:rStyle w:val="OperatorTok"/>
         </w:rPr>
-        <w:t xml:space="preserve">:</w:t>
-      </w:r>
-      <w:r>
-        <w:rPr>
-          <w:rStyle w:val="VariableTok"/>
-        </w:rPr>
-        <w:t xml:space="preserve">LOCALAPPDATA</w:t>
-      </w:r>
-      <w:r>
-        <w:rPr>
-          <w:rStyle w:val="StringTok"/>
-        </w:rPr>
-        <w:t xml:space="preserve">\Pandoc;</w:t>
-      </w:r>
-      <w:r>
-        <w:rPr>
-          <w:rStyle w:val="VariableTok"/>
-        </w:rPr>
-        <w:t xml:space="preserve">$env</w:t>
+        <w:t xml:space="preserve">/</w:t>
+      </w:r>
+      <w:r>
+        <w:rPr>
+          <w:rStyle w:val="NormalTok"/>
+        </w:rPr>
+        <w:t xml:space="preserve">output issues-capstone-analysis `</w:t>
+      </w:r>
+      <w:r>
+        <w:br/>
+      </w:r>
+      <w:r>
+        <w:rPr>
+          <w:rStyle w:val="NormalTok"/>
+        </w:rPr>
+        <w:t xml:space="preserve">  python presentations\run_volume_forecast</w:t>
       </w:r>
       <w:r>
         <w:rPr>
           <w:rStyle w:val="OperatorTok"/>
         </w:rPr>
-        <w:t xml:space="preserve">:</w:t>
-      </w:r>
-      <w:r>
-        <w:rPr>
-          <w:rStyle w:val="VariableTok"/>
-        </w:rPr>
-        <w:t xml:space="preserve">PATH</w:t>
-      </w:r>
-      <w:r>
-        <w:rPr>
-          <w:rStyle w:val="StringTok"/>
-        </w:rPr>
-        <w:t xml:space="preserve">"</w:t>
-      </w:r>
-      <w:r>
-        <w:br/>
-      </w:r>
-      <w:r>
-        <w:rPr>
-          <w:rStyle w:val="NormalTok"/>
-        </w:rPr>
-        <w:t xml:space="preserve">pandoc </w:t>
-      </w:r>
-      <w:r>
-        <w:rPr>
-          <w:rStyle w:val="OperatorTok"/>
-        </w:rPr>
-        <w:t xml:space="preserve">--</w:t>
-      </w:r>
-      <w:r>
-        <w:rPr>
-          <w:rStyle w:val="NormalTok"/>
-        </w:rPr>
-        <w:t xml:space="preserve">version</w:t>
-      </w:r>
-    </w:p>
-    <w:p>
-      <w:pPr>
-        <w:pStyle w:val="SourceCode"/>
-      </w:pPr>
-      <w:r>
-        <w:rPr>
-          <w:rStyle w:val="NormalTok"/>
-        </w:rPr>
-        <w:t xml:space="preserve">python </w:t>
-      </w:r>
-      <w:r>
-        <w:rPr>
-          <w:rStyle w:val="OperatorTok"/>
-        </w:rPr>
-        <w:t xml:space="preserve">-</w:t>
-      </w:r>
-      <w:r>
-        <w:rPr>
-          <w:rStyle w:val="NormalTok"/>
-        </w:rPr>
-        <w:t xml:space="preserve">m pip install </w:t>
-      </w:r>
-      <w:r>
-        <w:rPr>
-          <w:rStyle w:val="OperatorTok"/>
-        </w:rPr>
-        <w:t xml:space="preserve">-</w:t>
-      </w:r>
-      <w:r>
-        <w:rPr>
-          <w:rStyle w:val="NormalTok"/>
-        </w:rPr>
-        <w:t xml:space="preserve">r requirements-report</w:t>
-      </w:r>
-      <w:r>
-        <w:rPr>
-          <w:rStyle w:val="OperatorTok"/>
-        </w:rPr>
         <w:t xml:space="preserve">.</w:t>
       </w:r>
       <w:r>
         <w:rPr>
           <w:rStyle w:val="FunctionTok"/>
         </w:rPr>
-        <w:t xml:space="preserve">txt</w:t>
-      </w:r>
-      <w:r>
-        <w:br/>
-      </w:r>
-      <w:r>
-        <w:rPr>
-          <w:rStyle w:val="NormalTok"/>
-        </w:rPr>
-        <w:t xml:space="preserve">python src\generate_final_report</w:t>
-      </w:r>
-      <w:r>
-        <w:rPr>
-          <w:rStyle w:val="OperatorTok"/>
-        </w:rPr>
-        <w:t xml:space="preserve">.</w:t>
-      </w:r>
-      <w:r>
-        <w:rPr>
-          <w:rStyle w:val="FunctionTok"/>
-        </w:rPr>
         <w:t xml:space="preserve">py</w:t>
       </w:r>
     </w:p>
@@ -8788,7 +9703,7 @@
         <w:pStyle w:val="FirstParagraph"/>
       </w:pPr>
       <w:r>
-        <w:t xml:space="preserve">writes</w:t>
+        <w:t xml:space="preserve">The lightweight</w:t>
       </w:r>
       <w:r>
         <w:t xml:space="preserve"> </w:t>
@@ -8797,13 +9712,49 @@
         <w:rPr>
           <w:rStyle w:val="VerbatimChar"/>
         </w:rPr>
-        <w:t xml:space="preserve">output/issue_helpdesk/reports/final_capstone_report.docx</w:t>
-      </w:r>
-      <w:r>
-        <w:t xml:space="preserve"> </w:t>
-      </w:r>
-      <w:r>
-        <w:t xml:space="preserve">and</w:t>
+        <w:t xml:space="preserve">test</w:t>
+      </w:r>
+      <w:r>
+        <w:t xml:space="preserve"> </w:t>
+      </w:r>
+      <w:r>
+        <w:t xml:space="preserve">image does not install the full analysis/API stack,</w:t>
+      </w:r>
+      <w:r>
+        <w:t xml:space="preserve"> </w:t>
+      </w:r>
+      <w:r>
+        <w:t xml:space="preserve">and Docker excludes generated output from its build context. Tests needing</w:t>
+      </w:r>
+      <w:r>
+        <w:t xml:space="preserve"> </w:t>
+      </w:r>
+      <w:r>
+        <w:t xml:space="preserve">missing dependencies or artifacts therefore skip. In verified CI run #10,</w:t>
+      </w:r>
+      <w:r>
+        <w:t xml:space="preserve"> </w:t>
+      </w:r>
+      <w:r>
+        <w:t xml:space="preserve">the image built and ran successfully: 52 tests discovered, 33 passed and</w:t>
+      </w:r>
+      <w:r>
+        <w:t xml:space="preserve"> </w:t>
+      </w:r>
+      <w:r>
+        <w:t xml:space="preserve">19 skipped. The preceding Python job discovered 52, with 44 passed and</w:t>
+      </w:r>
+      <w:r>
+        <w:t xml:space="preserve"> </w:t>
+      </w:r>
+      <w:r>
+        <w:t xml:space="preserve">8 skipped. This verifies the lightweight test image, not execution of the</w:t>
+      </w:r>
+      <w:r>
+        <w:t xml:space="preserve"> </w:t>
+      </w:r>
+      <w:r>
+        <w:t xml:space="preserve">full</w:t>
       </w:r>
       <w:r>
         <w:t xml:space="preserve"> </w:t>
@@ -8812,621 +9763,17 @@
         <w:rPr>
           <w:rStyle w:val="VerbatimChar"/>
         </w:rPr>
-        <w:t xml:space="preserve">.pdf</w:t>
-      </w:r>
-      <w:r>
-        <w:t xml:space="preserve"> </w:t>
-      </w:r>
-      <w:r>
-        <w:t xml:space="preserve">from this same Markdown source (</w:t>
-      </w:r>
-      <w:r>
-        <w:rPr>
-          <w:rStyle w:val="VerbatimChar"/>
-        </w:rPr>
-        <w:t xml:space="preserve">final_capstone_report.md</w:t>
-      </w:r>
-      <w:r>
-        <w:t xml:space="preserve">), so all</w:t>
-      </w:r>
-      <w:r>
-        <w:t xml:space="preserve"> </w:t>
-      </w:r>
-      <w:r>
-        <w:t xml:space="preserve">three formats stay in sync after a successful export. Pandoc is a system</w:t>
-      </w:r>
-      <w:r>
-        <w:t xml:space="preserve"> </w:t>
-      </w:r>
-      <w:r>
-        <w:t xml:space="preserve">dependency, not a Python package. PDF export also requires a compatible</w:t>
-      </w:r>
-      <w:r>
-        <w:t xml:space="preserve"> </w:t>
-      </w:r>
-      <w:r>
-        <w:t xml:space="preserve">Chromium-family browser; use</w:t>
-      </w:r>
-      <w:r>
-        <w:t xml:space="preserve"> </w:t>
-      </w:r>
-      <w:r>
-        <w:rPr>
-          <w:rStyle w:val="VerbatimChar"/>
-        </w:rPr>
-        <w:t xml:space="preserve">--browser</w:t>
-      </w:r>
-      <w:r>
-        <w:t xml:space="preserve"> </w:t>
-      </w:r>
-      <w:r>
-        <w:t xml:space="preserve">with its executable path if</w:t>
-      </w:r>
-      <w:r>
-        <w:t xml:space="preserve"> </w:t>
-      </w:r>
-      <w:r>
-        <w:t xml:space="preserve">automatic detection fails. The exporter uses an isolated browser profile,</w:t>
-      </w:r>
-      <w:r>
-        <w:t xml:space="preserve"> </w:t>
-      </w:r>
-      <w:r>
-        <w:t xml:space="preserve">verifies the generated PDF and fails explicitly if a required browser or</w:t>
-      </w:r>
-      <w:r>
-        <w:t xml:space="preserve"> </w:t>
-      </w:r>
-      <w:r>
-        <w:t xml:space="preserve">PDF is missing.</w:t>
-      </w:r>
-      <w:r>
-        <w:t xml:space="preserve"> </w:t>
-      </w:r>
-      <w:r>
-        <w:rPr>
-          <w:rStyle w:val="VerbatimChar"/>
-        </w:rPr>
-        <w:t xml:space="preserve">--skip-pdf</w:t>
-      </w:r>
-      <w:r>
-        <w:t xml:space="preserve"> </w:t>
-      </w:r>
-      <w:r>
-        <w:t xml:space="preserve">requests an intentional DOCX-only export, not</w:t>
-      </w:r>
-      <w:r>
-        <w:t xml:space="preserve"> </w:t>
-      </w:r>
-      <w:r>
-        <w:t xml:space="preserve">a successful PDF export. These checks verify packaging, not corrected</w:t>
-      </w:r>
-      <w:r>
-        <w:t xml:space="preserve"> </w:t>
-      </w:r>
-      <w:r>
-        <w:t xml:space="preserve">forecast results.</w:t>
-      </w:r>
-    </w:p>
-    <w:bookmarkEnd w:id="33"/>
-    <w:bookmarkStart w:id="34" w:name="_4e4c6e025c1cc4d90e81fd652b55669bcf7a3dd"/>
-    <w:p>
-      <w:pPr>
-        <w:pStyle w:val="Heading3"/>
-      </w:pPr>
-      <w:r>
-        <w:t xml:space="preserve">7.4 Run the deployment app</w:t>
-      </w:r>
-    </w:p>
-    <w:p>
-      <w:pPr>
-        <w:pStyle w:val="SourceCode"/>
-      </w:pPr>
-      <w:r>
-        <w:rPr>
-          <w:rStyle w:val="NormalTok"/>
-        </w:rPr>
-        <w:t xml:space="preserve">uvicorn src</w:t>
-      </w:r>
-      <w:r>
-        <w:rPr>
-          <w:rStyle w:val="OperatorTok"/>
-        </w:rPr>
-        <w:t xml:space="preserve">.</w:t>
-      </w:r>
-      <w:r>
-        <w:rPr>
-          <w:rStyle w:val="FunctionTok"/>
-        </w:rPr>
-        <w:t xml:space="preserve">app</w:t>
-      </w:r>
-      <w:r>
-        <w:rPr>
-          <w:rStyle w:val="OperatorTok"/>
-        </w:rPr>
-        <w:t xml:space="preserve">:</w:t>
-      </w:r>
-      <w:r>
-        <w:rPr>
-          <w:rStyle w:val="NormalTok"/>
-        </w:rPr>
-        <w:t xml:space="preserve">app </w:t>
-      </w:r>
-      <w:r>
-        <w:rPr>
-          <w:rStyle w:val="OperatorTok"/>
-        </w:rPr>
-        <w:t xml:space="preserve">--</w:t>
-      </w:r>
-      <w:r>
-        <w:rPr>
-          <w:rStyle w:val="NormalTok"/>
-        </w:rPr>
-        <w:t xml:space="preserve">reload</w:t>
-      </w:r>
-    </w:p>
-    <w:p>
-      <w:pPr>
-        <w:pStyle w:val="FirstParagraph"/>
-      </w:pPr>
-      <w:r>
-        <w:t xml:space="preserve">then request</w:t>
-      </w:r>
-      <w:r>
-        <w:t xml:space="preserve"> </w:t>
-      </w:r>
-      <w:r>
-        <w:rPr>
-          <w:rStyle w:val="VerbatimChar"/>
-        </w:rPr>
-        <w:t xml:space="preserve">http://127.0.0.1:8000/health</w:t>
-      </w:r>
-      <w:r>
-        <w:t xml:space="preserve">,</w:t>
-      </w:r>
-      <w:r>
-        <w:t xml:space="preserve"> </w:t>
-      </w:r>
-      <w:r>
-        <w:rPr>
-          <w:rStyle w:val="VerbatimChar"/>
-        </w:rPr>
-        <w:t xml:space="preserve">http://127.0.0.1:8000/model/metadata</w:t>
-      </w:r>
-      <w:r>
-        <w:t xml:space="preserve">, and</w:t>
-      </w:r>
-      <w:r>
-        <w:t xml:space="preserve"> </w:t>
-      </w:r>
-      <w:r>
-        <w:rPr>
-          <w:rStyle w:val="VerbatimChar"/>
-        </w:rPr>
-        <w:t xml:space="preserve">http://127.0.0.1:8000/forecast?horizon_days=30</w:t>
-      </w:r>
-      <w:r>
-        <w:t xml:space="preserve">. The app requires</w:t>
-      </w:r>
-      <w:r>
-        <w:t xml:space="preserve"> </w:t>
-      </w:r>
-      <w:r>
-        <w:rPr>
-          <w:rStyle w:val="VerbatimChar"/>
-        </w:rPr>
-        <w:t xml:space="preserve">models/final_volume_forecast_model.joblib</w:t>
-      </w:r>
-      <w:r>
-        <w:t xml:space="preserve"> </w:t>
-      </w:r>
-      <w:r>
-        <w:t xml:space="preserve">and the canonical</w:t>
-      </w:r>
-      <w:r>
-        <w:t xml:space="preserve"> </w:t>
-      </w:r>
-      <w:r>
-        <w:rPr>
-          <w:rStyle w:val="VerbatimChar"/>
-        </w:rPr>
-        <w:t xml:space="preserve">daily_ticket_counts.csv</w:t>
-      </w:r>
-      <w:r>
-        <w:t xml:space="preserve"> </w:t>
-      </w:r>
-      <w:r>
-        <w:t xml:space="preserve">(produced by notebook 01/03) to already exist —</w:t>
-      </w:r>
-      <w:r>
-        <w:t xml:space="preserve"> </w:t>
-      </w:r>
-      <w:r>
-        <w:t xml:space="preserve">run step 7.2 first if either is missing.</w:t>
+        <w:t xml:space="preserve">analysis</w:t>
+      </w:r>
+      <w:r>
+        <w:t xml:space="preserve"> </w:t>
+      </w:r>
+      <w:r>
+        <w:t xml:space="preserve">target, raw-data notebook reproduction or containerized API serving.</w:t>
       </w:r>
     </w:p>
     <w:bookmarkEnd w:id="34"/>
-    <w:bookmarkStart w:id="35" w:name="_8c87ffa3a1cf892e5831b21c542aca743adb62f"/>
-    <w:p>
-      <w:pPr>
-        <w:pStyle w:val="Heading3"/>
-      </w:pPr>
-      <w:r>
-        <w:t xml:space="preserve">7.5 Run in Docker</w:t>
-      </w:r>
-    </w:p>
-    <w:p>
-      <w:pPr>
-        <w:pStyle w:val="SourceCode"/>
-      </w:pPr>
-      <w:r>
-        <w:rPr>
-          <w:rStyle w:val="CommentTok"/>
-        </w:rPr>
-        <w:t xml:space="preserve"># Lightweight contract-test image (requirements-test.txt only)</w:t>
-      </w:r>
-      <w:r>
-        <w:br/>
-      </w:r>
-      <w:r>
-        <w:rPr>
-          <w:rStyle w:val="NormalTok"/>
-        </w:rPr>
-        <w:t xml:space="preserve">docker build </w:t>
-      </w:r>
-      <w:r>
-        <w:rPr>
-          <w:rStyle w:val="OperatorTok"/>
-        </w:rPr>
-        <w:t xml:space="preserve">-</w:t>
-      </w:r>
-      <w:r>
-        <w:rPr>
-          <w:rStyle w:val="NormalTok"/>
-        </w:rPr>
-        <w:t xml:space="preserve">t issues-capstone </w:t>
-      </w:r>
-      <w:r>
-        <w:rPr>
-          <w:rStyle w:val="OperatorTok"/>
-        </w:rPr>
-        <w:t xml:space="preserve">.</w:t>
-      </w:r>
-      <w:r>
-        <w:br/>
-      </w:r>
-      <w:r>
-        <w:rPr>
-          <w:rStyle w:val="NormalTok"/>
-        </w:rPr>
-        <w:t xml:space="preserve">docker run </w:t>
-      </w:r>
-      <w:r>
-        <w:rPr>
-          <w:rStyle w:val="OperatorTok"/>
-        </w:rPr>
-        <w:t xml:space="preserve">--</w:t>
-      </w:r>
-      <w:r>
-        <w:rPr>
-          <w:rStyle w:val="NormalTok"/>
-        </w:rPr>
-        <w:t xml:space="preserve">rm issues-capstone</w:t>
-      </w:r>
-      <w:r>
-        <w:br/>
-      </w:r>
-      <w:r>
-        <w:br/>
-      </w:r>
-      <w:r>
-        <w:rPr>
-          <w:rStyle w:val="CommentTok"/>
-        </w:rPr>
-        <w:t xml:space="preserve"># Full analysis image (requirements.txt; needed to regenerate notebooks/app)</w:t>
-      </w:r>
-      <w:r>
-        <w:br/>
-      </w:r>
-      <w:r>
-        <w:rPr>
-          <w:rStyle w:val="NormalTok"/>
-        </w:rPr>
-        <w:t xml:space="preserve">docker build </w:t>
-      </w:r>
-      <w:r>
-        <w:rPr>
-          <w:rStyle w:val="OperatorTok"/>
-        </w:rPr>
-        <w:t xml:space="preserve">--</w:t>
-      </w:r>
-      <w:r>
-        <w:rPr>
-          <w:rStyle w:val="NormalTok"/>
-        </w:rPr>
-        <w:t xml:space="preserve">target analysis </w:t>
-      </w:r>
-      <w:r>
-        <w:rPr>
-          <w:rStyle w:val="OperatorTok"/>
-        </w:rPr>
-        <w:t xml:space="preserve">-</w:t>
-      </w:r>
-      <w:r>
-        <w:rPr>
-          <w:rStyle w:val="NormalTok"/>
-        </w:rPr>
-        <w:t xml:space="preserve">t issues-capstone-analysis </w:t>
-      </w:r>
-      <w:r>
-        <w:rPr>
-          <w:rStyle w:val="OperatorTok"/>
-        </w:rPr>
-        <w:t xml:space="preserve">.</w:t>
-      </w:r>
-      <w:r>
-        <w:br/>
-      </w:r>
-      <w:r>
-        <w:rPr>
-          <w:rStyle w:val="NormalTok"/>
-        </w:rPr>
-        <w:t xml:space="preserve">docker run </w:t>
-      </w:r>
-      <w:r>
-        <w:rPr>
-          <w:rStyle w:val="OperatorTok"/>
-        </w:rPr>
-        <w:t xml:space="preserve">--</w:t>
-      </w:r>
-      <w:r>
-        <w:rPr>
-          <w:rStyle w:val="NormalTok"/>
-        </w:rPr>
-        <w:t xml:space="preserve">rm </w:t>
-      </w:r>
-      <w:r>
-        <w:rPr>
-          <w:rStyle w:val="OperatorTok"/>
-        </w:rPr>
-        <w:t xml:space="preserve">-</w:t>
-      </w:r>
-      <w:r>
-        <w:rPr>
-          <w:rStyle w:val="NormalTok"/>
-        </w:rPr>
-        <w:t xml:space="preserve">v </w:t>
-      </w:r>
-      <w:r>
-        <w:rPr>
-          <w:rStyle w:val="PreprocessorTok"/>
-        </w:rPr>
-        <w:t xml:space="preserve">${</w:t>
-      </w:r>
-      <w:r>
-        <w:rPr>
-          <w:rStyle w:val="VariableTok"/>
-        </w:rPr>
-        <w:t xml:space="preserve">PWD</w:t>
-      </w:r>
-      <w:r>
-        <w:rPr>
-          <w:rStyle w:val="PreprocessorTok"/>
-        </w:rPr>
-        <w:t xml:space="preserve">}</w:t>
-      </w:r>
-      <w:r>
-        <w:rPr>
-          <w:rStyle w:val="NormalTok"/>
-        </w:rPr>
-        <w:t xml:space="preserve">\</w:t>
-      </w:r>
-      <w:r>
-        <w:rPr>
-          <w:rStyle w:val="KeywordTok"/>
-        </w:rPr>
-        <w:t xml:space="preserve">data</w:t>
-      </w:r>
-      <w:r>
-        <w:rPr>
-          <w:rStyle w:val="NormalTok"/>
-        </w:rPr>
-        <w:t xml:space="preserve">\raw</w:t>
-      </w:r>
-      <w:r>
-        <w:rPr>
-          <w:rStyle w:val="OperatorTok"/>
-        </w:rPr>
-        <w:t xml:space="preserve">:/</w:t>
-      </w:r>
-      <w:r>
-        <w:rPr>
-          <w:rStyle w:val="NormalTok"/>
-        </w:rPr>
-        <w:t xml:space="preserve">app</w:t>
-      </w:r>
-      <w:r>
-        <w:rPr>
-          <w:rStyle w:val="OperatorTok"/>
-        </w:rPr>
-        <w:t xml:space="preserve">/</w:t>
-      </w:r>
-      <w:r>
-        <w:rPr>
-          <w:rStyle w:val="KeywordTok"/>
-        </w:rPr>
-        <w:t xml:space="preserve">data</w:t>
-      </w:r>
-      <w:r>
-        <w:rPr>
-          <w:rStyle w:val="OperatorTok"/>
-        </w:rPr>
-        <w:t xml:space="preserve">/</w:t>
-      </w:r>
-      <w:r>
-        <w:rPr>
-          <w:rStyle w:val="NormalTok"/>
-        </w:rPr>
-        <w:t xml:space="preserve">raw </w:t>
-      </w:r>
-      <w:r>
-        <w:rPr>
-          <w:rStyle w:val="OperatorTok"/>
-        </w:rPr>
-        <w:t xml:space="preserve">-</w:t>
-      </w:r>
-      <w:r>
-        <w:rPr>
-          <w:rStyle w:val="NormalTok"/>
-        </w:rPr>
-        <w:t xml:space="preserve">v </w:t>
-      </w:r>
-      <w:r>
-        <w:rPr>
-          <w:rStyle w:val="PreprocessorTok"/>
-        </w:rPr>
-        <w:t xml:space="preserve">${</w:t>
-      </w:r>
-      <w:r>
-        <w:rPr>
-          <w:rStyle w:val="VariableTok"/>
-        </w:rPr>
-        <w:t xml:space="preserve">PWD</w:t>
-      </w:r>
-      <w:r>
-        <w:rPr>
-          <w:rStyle w:val="PreprocessorTok"/>
-        </w:rPr>
-        <w:t xml:space="preserve">}</w:t>
-      </w:r>
-      <w:r>
-        <w:rPr>
-          <w:rStyle w:val="NormalTok"/>
-        </w:rPr>
-        <w:t xml:space="preserve">\output</w:t>
-      </w:r>
-      <w:r>
-        <w:rPr>
-          <w:rStyle w:val="OperatorTok"/>
-        </w:rPr>
-        <w:t xml:space="preserve">:/</w:t>
-      </w:r>
-      <w:r>
-        <w:rPr>
-          <w:rStyle w:val="NormalTok"/>
-        </w:rPr>
-        <w:t xml:space="preserve">app</w:t>
-      </w:r>
-      <w:r>
-        <w:rPr>
-          <w:rStyle w:val="OperatorTok"/>
-        </w:rPr>
-        <w:t xml:space="preserve">/</w:t>
-      </w:r>
-      <w:r>
-        <w:rPr>
-          <w:rStyle w:val="NormalTok"/>
-        </w:rPr>
-        <w:t xml:space="preserve">output issues-capstone-analysis `</w:t>
-      </w:r>
-      <w:r>
-        <w:br/>
-      </w:r>
-      <w:r>
-        <w:rPr>
-          <w:rStyle w:val="NormalTok"/>
-        </w:rPr>
-        <w:t xml:space="preserve">  python presentations\run_volume_forecast</w:t>
-      </w:r>
-      <w:r>
-        <w:rPr>
-          <w:rStyle w:val="OperatorTok"/>
-        </w:rPr>
-        <w:t xml:space="preserve">.</w:t>
-      </w:r>
-      <w:r>
-        <w:rPr>
-          <w:rStyle w:val="FunctionTok"/>
-        </w:rPr>
-        <w:t xml:space="preserve">py</w:t>
-      </w:r>
-    </w:p>
-    <w:p>
-      <w:pPr>
-        <w:pStyle w:val="FirstParagraph"/>
-      </w:pPr>
-      <w:r>
-        <w:t xml:space="preserve">The lightweight</w:t>
-      </w:r>
-      <w:r>
-        <w:t xml:space="preserve"> </w:t>
-      </w:r>
-      <w:r>
-        <w:rPr>
-          <w:rStyle w:val="VerbatimChar"/>
-        </w:rPr>
-        <w:t xml:space="preserve">test</w:t>
-      </w:r>
-      <w:r>
-        <w:t xml:space="preserve"> </w:t>
-      </w:r>
-      <w:r>
-        <w:t xml:space="preserve">image does not install the full analysis/API stack,</w:t>
-      </w:r>
-      <w:r>
-        <w:t xml:space="preserve"> </w:t>
-      </w:r>
-      <w:r>
-        <w:t xml:space="preserve">and Docker excludes generated output from its build context. Tests needing</w:t>
-      </w:r>
-      <w:r>
-        <w:t xml:space="preserve"> </w:t>
-      </w:r>
-      <w:r>
-        <w:t xml:space="preserve">missing dependencies or artifacts therefore skip. In verified CI run #10,</w:t>
-      </w:r>
-      <w:r>
-        <w:t xml:space="preserve"> </w:t>
-      </w:r>
-      <w:r>
-        <w:t xml:space="preserve">the image built and ran successfully: 52 tests discovered, 33 passed and</w:t>
-      </w:r>
-      <w:r>
-        <w:t xml:space="preserve"> </w:t>
-      </w:r>
-      <w:r>
-        <w:t xml:space="preserve">19 skipped. The preceding Python job discovered 52, with 44 passed and</w:t>
-      </w:r>
-      <w:r>
-        <w:t xml:space="preserve"> </w:t>
-      </w:r>
-      <w:r>
-        <w:t xml:space="preserve">8 skipped. This verifies the lightweight test image, not execution of the</w:t>
-      </w:r>
-      <w:r>
-        <w:t xml:space="preserve"> </w:t>
-      </w:r>
-      <w:r>
-        <w:t xml:space="preserve">full</w:t>
-      </w:r>
-      <w:r>
-        <w:t xml:space="preserve"> </w:t>
-      </w:r>
-      <w:r>
-        <w:rPr>
-          <w:rStyle w:val="VerbatimChar"/>
-        </w:rPr>
-        <w:t xml:space="preserve">analysis</w:t>
-      </w:r>
-      <w:r>
-        <w:t xml:space="preserve"> </w:t>
-      </w:r>
-      <w:r>
-        <w:t xml:space="preserve">target, raw-data notebook reproduction or containerized API serving.</w:t>
-      </w:r>
-    </w:p>
-    <w:bookmarkEnd w:id="35"/>
-    <w:bookmarkStart w:id="36" w:name="_028b36ba210afa9b9b2382e5103928340708695"/>
+    <w:bookmarkStart w:id="35" w:name="_028b36ba210afa9b9b2382e5103928340708695"/>
     <w:p>
       <w:pPr>
         <w:pStyle w:val="Heading3"/>
@@ -9618,9 +9965,9 @@
         </w:pict>
       </w:r>
     </w:p>
+    <w:bookmarkEnd w:id="35"/>
     <w:bookmarkEnd w:id="36"/>
-    <w:bookmarkEnd w:id="37"/>
-    <w:bookmarkStart w:id="38" w:name="_91087bc70f97d9006249d0f6a7fd91b5de26284"/>
+    <w:bookmarkStart w:id="37" w:name="_91087bc70f97d9006249d0f6a7fd91b5de26284"/>
     <w:p>
       <w:pPr>
         <w:pStyle w:val="Heading2"/>
@@ -9926,8 +10273,8 @@
         </w:pict>
       </w:r>
     </w:p>
-    <w:bookmarkEnd w:id="38"/>
-    <w:bookmarkStart w:id="39" w:name="_8ea063578e684363d3a8ef227562dd4a276347d"/>
+    <w:bookmarkEnd w:id="37"/>
+    <w:bookmarkStart w:id="38" w:name="_8ea063578e684363d3a8ef227562dd4a276347d"/>
     <w:p>
       <w:pPr>
         <w:pStyle w:val="Heading2"/>
@@ -10116,25 +10463,19 @@
       <w:r>
         <w:t xml:space="preserve"> </w:t>
       </w:r>
-      <w:hyperlink r:id="rId11">
+      <w:hyperlink r:id="rId10">
         <w:r>
           <w:rPr>
             <w:rStyle w:val="Hyperlink"/>
           </w:rPr>
-          <w:t xml:space="preserve">run #10</w:t>
+          <w:t xml:space="preserve">Heldpdesk_SLA_VolForecast_AIM_capstone run #2</w:t>
         </w:r>
       </w:hyperlink>
       <w:r>
         <w:t xml:space="preserve"> </w:t>
       </w:r>
       <w:r>
-        <w:t xml:space="preserve">completed successfully on 30 September 2026 UTC (1 October locally), for</w:t>
-      </w:r>
-      <w:r>
-        <w:t xml:space="preserve"> </w:t>
-      </w:r>
-      <w:r>
-        <w:t xml:space="preserve">commit</w:t>
+        <w:t xml:space="preserve">passed at commit</w:t>
       </w:r>
       <w:r>
         <w:t xml:space="preserve"> </w:t>
@@ -10143,43 +10484,16 @@
         <w:rPr>
           <w:rStyle w:val="VerbatimChar"/>
         </w:rPr>
-        <w:t xml:space="preserve">f02b76854f8d27fed5d37b92ed032d6362088399</w:t>
-      </w:r>
-      <w:r>
-        <w:t xml:space="preserve"> </w:t>
-      </w:r>
-      <w:r>
-        <w:t xml:space="preserve">on</w:t>
-      </w:r>
-      <w:r>
-        <w:t xml:space="preserve"> </w:t>
-      </w:r>
-      <w:r>
-        <w:rPr>
-          <w:rStyle w:val="VerbatimChar"/>
-        </w:rPr>
-        <w:t xml:space="preserve">master</w:t>
-      </w:r>
-      <w:r>
-        <w:t xml:space="preserve">.</w:t>
-      </w:r>
-      <w:r>
-        <w:t xml:space="preserve"> </w:t>
-      </w:r>
-      <w:r>
-        <w:t xml:space="preserve">The Python job passed 44 tests with 8 skipped; the Docker job built the</w:t>
-      </w:r>
-      <w:r>
-        <w:t xml:space="preserve"> </w:t>
-      </w:r>
-      <w:r>
-        <w:t xml:space="preserve">lightweight image and passed 33 tests with 19 skipped. Both discovered</w:t>
-      </w:r>
-      <w:r>
-        <w:t xml:space="preserve"> </w:t>
-      </w:r>
-      <w:r>
-        <w:t xml:space="preserve">52 tests and reported no failures. This evidence applies to that commit;</w:t>
+        <w:t xml:space="preserve">744b0770a5426dbee5be86a657aed44127057d75</w:t>
+      </w:r>
+      <w:r>
+        <w:t xml:space="preserve">, before this</w:t>
+      </w:r>
+      <w:r>
+        <w:t xml:space="preserve"> </w:t>
+      </w:r>
+      <w:r>
+        <w:t xml:space="preserve">synchronized update. This evidence applies to that commit;</w:t>
       </w:r>
       <w:r>
         <w:t xml:space="preserve"> </w:t>
@@ -10243,8 +10557,8 @@
         </w:pict>
       </w:r>
     </w:p>
-    <w:bookmarkEnd w:id="39"/>
-    <w:bookmarkStart w:id="41" w:name="_fab4691e74045f186be82d520627971610f453f"/>
+    <w:bookmarkEnd w:id="38"/>
+    <w:bookmarkStart w:id="40" w:name="_fab4691e74045f186be82d520627971610f453f"/>
     <w:p>
       <w:pPr>
         <w:pStyle w:val="Heading2"/>
@@ -10642,7 +10956,7 @@
         <w:t xml:space="preserve">anywhere in this report, the notebooks, or the decks.</w:t>
       </w:r>
     </w:p>
-    <w:bookmarkStart w:id="40" w:name="_61d25af028608a00d13bbb236a2a4b4146e415c"/>
+    <w:bookmarkStart w:id="39" w:name="_61d25af028608a00d13bbb236a2a4b4146e415c"/>
     <w:p>
       <w:pPr>
         <w:pStyle w:val="Heading3"/>
@@ -10778,9 +11092,9 @@
         </w:pict>
       </w:r>
     </w:p>
+    <w:bookmarkEnd w:id="39"/>
     <w:bookmarkEnd w:id="40"/>
-    <w:bookmarkEnd w:id="41"/>
-    <w:bookmarkStart w:id="42" w:name="_b886b9e110141aab638a6624a33847f233b3a18"/>
+    <w:bookmarkStart w:id="41" w:name="_b886b9e110141aab638a6624a33847f233b3a18"/>
     <w:p>
       <w:pPr>
         <w:pStyle w:val="Heading2"/>
@@ -11035,8 +11349,8 @@
         </w:pict>
       </w:r>
     </w:p>
-    <w:bookmarkEnd w:id="42"/>
-    <w:bookmarkStart w:id="44" w:name="_c52c8ce62055916f7040a4670fe32df259610c0"/>
+    <w:bookmarkEnd w:id="41"/>
+    <w:bookmarkStart w:id="43" w:name="_c52c8ce62055916f7040a4670fe32df259610c0"/>
     <w:p>
       <w:pPr>
         <w:pStyle w:val="Heading2"/>
@@ -11531,7 +11845,7 @@
         </w:tc>
       </w:tr>
     </w:tbl>
-    <w:bookmarkStart w:id="43" w:name="_8616efc950b9ce9d97c63c522d9df28a383153b"/>
+    <w:bookmarkStart w:id="42" w:name="_8616efc950b9ce9d97c63c522d9df28a383153b"/>
     <w:p>
       <w:pPr>
         <w:pStyle w:val="Heading3"/>
@@ -11663,9 +11977,9 @@
         </w:pict>
       </w:r>
     </w:p>
+    <w:bookmarkEnd w:id="42"/>
     <w:bookmarkEnd w:id="43"/>
-    <w:bookmarkEnd w:id="44"/>
-    <w:bookmarkStart w:id="46" w:name="_6ed89b685c837ab9f19d1f809cd86500ae1ba0f"/>
+    <w:bookmarkStart w:id="45" w:name="_6ed89b685c837ab9f19d1f809cd86500ae1ba0f"/>
     <w:p>
       <w:pPr>
         <w:pStyle w:val="Heading2"/>
@@ -11684,7 +11998,7 @@
       <w:r>
         <w:t xml:space="preserve"> </w:t>
       </w:r>
-      <w:hyperlink r:id="rId15">
+      <w:hyperlink r:id="rId14">
         <w:r>
           <w:rPr>
             <w:rStyle w:val="Hyperlink"/>
@@ -11775,7 +12089,7 @@
       <w:r>
         <w:t xml:space="preserve"> </w:t>
       </w:r>
-      <w:hyperlink r:id="rId16">
+      <w:hyperlink r:id="rId15">
         <w:r>
           <w:rPr>
             <w:rStyle w:val="Hyperlink"/>
@@ -11828,7 +12142,7 @@
       <w:r>
         <w:t xml:space="preserve"> </w:t>
       </w:r>
-      <w:hyperlink r:id="rId45">
+      <w:hyperlink r:id="rId44">
         <w:r>
           <w:rPr>
             <w:rStyle w:val="Hyperlink"/>
@@ -11855,8 +12169,8 @@
         <w:t xml:space="preserve">privacy remain distinct questions; no raw-data publication is undertaken.</w:t>
       </w:r>
     </w:p>
+    <w:bookmarkEnd w:id="45"/>
     <w:bookmarkEnd w:id="46"/>
-    <w:bookmarkEnd w:id="47"/>
     <w:sectPr>
       <w:footnotePr>
         <w:numRestart w:val="eachSect"/>
